--- a/钟靖120230730开题报告.docx
+++ b/钟靖120230730开题报告.docx
@@ -361,6 +361,19 @@
       </w:pPr>
       <w:r>
         <w:t>本课题严格对齐南昌应用技术师范学院毕业论文（设计）进度计划，共 13 个阶段。选题工作已于 2026 年 9 月 10 日至 9 月 20 日完成，确定课题方向为「基于 Spring Boot 的混合推荐引擎智能音乐播放平台」。开题报告撰写阶段为 2026 年 9 月 21 日至 9 月 30 日，本报告正是该阶段的交付成果。开题答辩阶段安排在 2026 年 10 月 1 日至 10 月 15 日之间进行，届时将由指导教师和评阅组对课题研究方案的可行性、工作量和创新点进行审议。</w:t>
+      </w:r>
+    </w:p>
+    <w:p>
+      <w:pPr>
+        <w:pStyle w:val="Heading4"/>
+      </w:pPr>
+      <w:r>
+        <w:t xml:space="preserve">（一）技术实施子里程碑</w:t>
+      </w:r>
+    </w:p>
+    <w:p>
+      <w:r>
+        <w:t xml:space="preserve">在学校统一的进度框架下，本课题的技术实施子里程碑安排如下：开题报告答辩通过后（2026 年 10 月中旬），第一阶段（2026.10.16 — 2026.11.30，约 6 周）完成后端 Spring Boot 项目骨架搭建、数据库五大核心表设计、Spring Security 双通道鉴权实现（Web 端表单登录 + Session + CSRF、小程序端独立 JwtAuthFilter）、Kaptcha 验证码、歌曲增删改查和分类浏览；第二阶段（2026.12.1 — 2026.12.25，约 3.5 周）完成三种推荐算法模块的实现与性能优化：协同过滤（皮尔逊 + Jaccard 双相似度、UserCF + ItemCF 双模式）、内容推荐、混合推荐加权融合，消除 N+1 查询、用 Caffeine 本地缓存加速热路径；第三阶段（2026.12.26 — 2027.1.20，约 3.5 周）完成歌单管理、搜索功能、播放行为记录、推荐引擎管理后台，开发 Thymeleaf Web 端模板 + Web Music Player 播放器和微信小程序双端前端；第四阶段（2027.1.21 — 2027.1.31，约 1.5 周）完成推荐质量量化评估模块（留出法 + Precision/Recall/NDCG）和 40+ 端点自动化功能测试。上述四个子阶段与学校「初稿」阶段（2026.10.16 — 2027.1.31，共 107 天）完全对齐。初稿阶段结束后进入中期检查，随后依次完成论文二稿、定稿、检测、评阅和答辩。</w:t>
       </w:r>
     </w:p>
     <w:tbl>

--- a/钟靖120230730开题报告.docx
+++ b/钟靖120230730开题报告.docx
@@ -380,51 +380,120 @@
       <w:tblPr>
         <w:tblStyle w:val="TableGrid"/>
         <w:tblW w:type="auto" w:w="0"/>
+        <w:jc w:val="center"/>
         <w:tblLook w:firstColumn="1" w:firstRow="1" w:lastColumn="0" w:lastRow="0" w:noHBand="0" w:noVBand="1" w:val="04A0"/>
       </w:tblPr>
       <w:tblGrid>
-        <w:gridCol w:w="2160"/>
-        <w:gridCol w:w="2160"/>
-        <w:gridCol w:w="2160"/>
-        <w:gridCol w:w="2160"/>
+        <w:gridCol w:w="680"/>
+        <w:gridCol w:w="2835"/>
+        <w:gridCol w:w="2268"/>
+        <w:gridCol w:w="1417"/>
       </w:tblGrid>
       <w:tr>
         <w:tc>
           <w:tcPr>
-            <w:tcW w:type="dxa" w:w="2160"/>
+            <w:tcW w:type="dxa" w:w="680"/>
+            <w:tcBorders>
+              <w:top w:val="single" w:sz="24" w:space="0" w:color="000000"/>
+              <w:bottom w:val="single" w:sz="8" w:space="0" w:color="000000"/>
+              <w:left w:val="nil"/>
+              <w:right w:val="nil"/>
+            </w:tcBorders>
+            <w:vAlign w:val="center"/>
           </w:tcPr>
           <w:p>
+            <w:pPr>
+              <w:spacing w:line="240" w:lineRule="auto" w:before="0" w:after="0"/>
+              <w:jc w:val="center"/>
+            </w:pPr>
             <w:r>
+              <w:rPr>
+                <w:rFonts w:ascii="Times New Roman" w:hAnsi="Times New Roman"/>
+                <w:b/>
+                <w:sz w:val="21"/>
+                <w:ea w:eastAsia="宋体"/>
+              </w:rPr>
               <w:t>序号</w:t>
             </w:r>
           </w:p>
         </w:tc>
         <w:tc>
           <w:tcPr>
-            <w:tcW w:type="dxa" w:w="2160"/>
+            <w:tcW w:type="dxa" w:w="2835"/>
+            <w:tcBorders>
+              <w:top w:val="single" w:sz="24" w:space="0" w:color="000000"/>
+              <w:bottom w:val="single" w:sz="8" w:space="0" w:color="000000"/>
+              <w:left w:val="nil"/>
+              <w:right w:val="nil"/>
+            </w:tcBorders>
+            <w:vAlign w:val="center"/>
           </w:tcPr>
           <w:p>
+            <w:pPr>
+              <w:spacing w:line="240" w:lineRule="auto" w:before="0" w:after="0"/>
+              <w:jc w:val="center"/>
+            </w:pPr>
             <w:r>
+              <w:rPr>
+                <w:rFonts w:ascii="Times New Roman" w:hAnsi="Times New Roman"/>
+                <w:b/>
+                <w:sz w:val="21"/>
+                <w:ea w:eastAsia="宋体"/>
+              </w:rPr>
               <w:t>各阶段工作内容</w:t>
             </w:r>
           </w:p>
         </w:tc>
         <w:tc>
           <w:tcPr>
-            <w:tcW w:type="dxa" w:w="2160"/>
+            <w:tcW w:type="dxa" w:w="2268"/>
+            <w:tcBorders>
+              <w:top w:val="single" w:sz="24" w:space="0" w:color="000000"/>
+              <w:bottom w:val="single" w:sz="8" w:space="0" w:color="000000"/>
+              <w:left w:val="nil"/>
+              <w:right w:val="nil"/>
+            </w:tcBorders>
+            <w:vAlign w:val="center"/>
           </w:tcPr>
           <w:p>
+            <w:pPr>
+              <w:spacing w:line="240" w:lineRule="auto" w:before="0" w:after="0"/>
+              <w:jc w:val="center"/>
+            </w:pPr>
             <w:r>
+              <w:rPr>
+                <w:rFonts w:ascii="Times New Roman" w:hAnsi="Times New Roman"/>
+                <w:b/>
+                <w:sz w:val="21"/>
+                <w:ea w:eastAsia="宋体"/>
+              </w:rPr>
               <w:t>起讫日期</w:t>
             </w:r>
           </w:p>
         </w:tc>
         <w:tc>
           <w:tcPr>
-            <w:tcW w:type="dxa" w:w="2160"/>
+            <w:tcW w:type="dxa" w:w="1417"/>
+            <w:tcBorders>
+              <w:top w:val="single" w:sz="24" w:space="0" w:color="000000"/>
+              <w:bottom w:val="single" w:sz="8" w:space="0" w:color="000000"/>
+              <w:left w:val="nil"/>
+              <w:right w:val="nil"/>
+            </w:tcBorders>
+            <w:vAlign w:val="center"/>
           </w:tcPr>
           <w:p>
+            <w:pPr>
+              <w:spacing w:line="240" w:lineRule="auto" w:before="0" w:after="0"/>
+              <w:jc w:val="center"/>
+            </w:pPr>
             <w:r>
+              <w:rPr>
+                <w:rFonts w:ascii="Times New Roman" w:hAnsi="Times New Roman"/>
+                <w:b/>
+                <w:sz w:val="21"/>
+                <w:ea w:eastAsia="宋体"/>
+              </w:rPr>
               <w:t>备注</w:t>
             </w:r>
           </w:p>
@@ -433,40 +502,108 @@
       <w:tr>
         <w:tc>
           <w:tcPr>
-            <w:tcW w:type="dxa" w:w="2160"/>
+            <w:tcW w:type="dxa" w:w="680"/>
+            <w:tcBorders>
+              <w:top w:val="nil"/>
+              <w:bottom w:val="nil"/>
+              <w:left w:val="nil"/>
+              <w:right w:val="nil"/>
+            </w:tcBorders>
+            <w:vAlign w:val="center"/>
           </w:tcPr>
           <w:p>
+            <w:pPr>
+              <w:spacing w:line="240" w:lineRule="auto" w:before="0" w:after="0"/>
+              <w:jc w:val="center"/>
+            </w:pPr>
             <w:r>
+              <w:rPr>
+                <w:rFonts w:ascii="Times New Roman" w:hAnsi="Times New Roman"/>
+                <w:b w:val="0"/>
+                <w:sz w:val="21"/>
+                <w:ea w:eastAsia="宋体"/>
+              </w:rPr>
               <w:t>1</w:t>
             </w:r>
           </w:p>
         </w:tc>
         <w:tc>
           <w:tcPr>
-            <w:tcW w:type="dxa" w:w="2160"/>
+            <w:tcW w:type="dxa" w:w="2835"/>
+            <w:tcBorders>
+              <w:top w:val="nil"/>
+              <w:bottom w:val="nil"/>
+              <w:left w:val="nil"/>
+              <w:right w:val="nil"/>
+            </w:tcBorders>
+            <w:vAlign w:val="center"/>
           </w:tcPr>
           <w:p>
+            <w:pPr>
+              <w:spacing w:line="240" w:lineRule="auto" w:before="0" w:after="0"/>
+              <w:jc w:val="center"/>
+            </w:pPr>
             <w:r>
+              <w:rPr>
+                <w:rFonts w:ascii="Times New Roman" w:hAnsi="Times New Roman"/>
+                <w:b w:val="0"/>
+                <w:sz w:val="21"/>
+                <w:ea w:eastAsia="宋体"/>
+              </w:rPr>
               <w:t>毕业论文（设计）选题</w:t>
             </w:r>
           </w:p>
         </w:tc>
         <w:tc>
           <w:tcPr>
-            <w:tcW w:type="dxa" w:w="2160"/>
+            <w:tcW w:type="dxa" w:w="2268"/>
+            <w:tcBorders>
+              <w:top w:val="nil"/>
+              <w:bottom w:val="nil"/>
+              <w:left w:val="nil"/>
+              <w:right w:val="nil"/>
+            </w:tcBorders>
+            <w:vAlign w:val="center"/>
           </w:tcPr>
           <w:p>
+            <w:pPr>
+              <w:spacing w:line="240" w:lineRule="auto" w:before="0" w:after="0"/>
+              <w:jc w:val="center"/>
+            </w:pPr>
             <w:r>
+              <w:rPr>
+                <w:rFonts w:ascii="Times New Roman" w:hAnsi="Times New Roman"/>
+                <w:b w:val="0"/>
+                <w:sz w:val="21"/>
+                <w:ea w:eastAsia="宋体"/>
+              </w:rPr>
               <w:t>2026年9月10日——9月20日</w:t>
             </w:r>
           </w:p>
         </w:tc>
         <w:tc>
           <w:tcPr>
-            <w:tcW w:type="dxa" w:w="2160"/>
+            <w:tcW w:type="dxa" w:w="1417"/>
+            <w:tcBorders>
+              <w:top w:val="nil"/>
+              <w:bottom w:val="nil"/>
+              <w:left w:val="nil"/>
+              <w:right w:val="nil"/>
+            </w:tcBorders>
+            <w:vAlign w:val="center"/>
           </w:tcPr>
           <w:p>
+            <w:pPr>
+              <w:spacing w:line="240" w:lineRule="auto" w:before="0" w:after="0"/>
+              <w:jc w:val="center"/>
+            </w:pPr>
             <w:r>
+              <w:rPr>
+                <w:rFonts w:ascii="Times New Roman" w:hAnsi="Times New Roman"/>
+                <w:b w:val="0"/>
+                <w:sz w:val="21"/>
+                <w:ea w:eastAsia="宋体"/>
+              </w:rPr>
               <w:t>已完成</w:t>
             </w:r>
           </w:p>
@@ -475,40 +612,108 @@
       <w:tr>
         <w:tc>
           <w:tcPr>
-            <w:tcW w:type="dxa" w:w="2160"/>
+            <w:tcW w:type="dxa" w:w="680"/>
+            <w:tcBorders>
+              <w:top w:val="nil"/>
+              <w:bottom w:val="nil"/>
+              <w:left w:val="nil"/>
+              <w:right w:val="nil"/>
+            </w:tcBorders>
+            <w:vAlign w:val="center"/>
           </w:tcPr>
           <w:p>
+            <w:pPr>
+              <w:spacing w:line="240" w:lineRule="auto" w:before="0" w:after="0"/>
+              <w:jc w:val="center"/>
+            </w:pPr>
             <w:r>
+              <w:rPr>
+                <w:rFonts w:ascii="Times New Roman" w:hAnsi="Times New Roman"/>
+                <w:b w:val="0"/>
+                <w:sz w:val="21"/>
+                <w:ea w:eastAsia="宋体"/>
+              </w:rPr>
               <w:t>2</w:t>
             </w:r>
           </w:p>
         </w:tc>
         <w:tc>
           <w:tcPr>
-            <w:tcW w:type="dxa" w:w="2160"/>
+            <w:tcW w:type="dxa" w:w="2835"/>
+            <w:tcBorders>
+              <w:top w:val="nil"/>
+              <w:bottom w:val="nil"/>
+              <w:left w:val="nil"/>
+              <w:right w:val="nil"/>
+            </w:tcBorders>
+            <w:vAlign w:val="center"/>
           </w:tcPr>
           <w:p>
+            <w:pPr>
+              <w:spacing w:line="240" w:lineRule="auto" w:before="0" w:after="0"/>
+              <w:jc w:val="center"/>
+            </w:pPr>
             <w:r>
+              <w:rPr>
+                <w:rFonts w:ascii="Times New Roman" w:hAnsi="Times New Roman"/>
+                <w:b w:val="0"/>
+                <w:sz w:val="21"/>
+                <w:ea w:eastAsia="宋体"/>
+              </w:rPr>
               <w:t>撰写开题报告</w:t>
             </w:r>
           </w:p>
         </w:tc>
         <w:tc>
           <w:tcPr>
-            <w:tcW w:type="dxa" w:w="2160"/>
+            <w:tcW w:type="dxa" w:w="2268"/>
+            <w:tcBorders>
+              <w:top w:val="nil"/>
+              <w:bottom w:val="nil"/>
+              <w:left w:val="nil"/>
+              <w:right w:val="nil"/>
+            </w:tcBorders>
+            <w:vAlign w:val="center"/>
           </w:tcPr>
           <w:p>
+            <w:pPr>
+              <w:spacing w:line="240" w:lineRule="auto" w:before="0" w:after="0"/>
+              <w:jc w:val="center"/>
+            </w:pPr>
             <w:r>
+              <w:rPr>
+                <w:rFonts w:ascii="Times New Roman" w:hAnsi="Times New Roman"/>
+                <w:b w:val="0"/>
+                <w:sz w:val="21"/>
+                <w:ea w:eastAsia="宋体"/>
+              </w:rPr>
               <w:t>2026年9月21日——9月30日</w:t>
             </w:r>
           </w:p>
         </w:tc>
         <w:tc>
           <w:tcPr>
-            <w:tcW w:type="dxa" w:w="2160"/>
+            <w:tcW w:type="dxa" w:w="1417"/>
+            <w:tcBorders>
+              <w:top w:val="nil"/>
+              <w:bottom w:val="nil"/>
+              <w:left w:val="nil"/>
+              <w:right w:val="nil"/>
+            </w:tcBorders>
+            <w:vAlign w:val="center"/>
           </w:tcPr>
           <w:p>
+            <w:pPr>
+              <w:spacing w:line="240" w:lineRule="auto" w:before="0" w:after="0"/>
+              <w:jc w:val="center"/>
+            </w:pPr>
             <w:r>
+              <w:rPr>
+                <w:rFonts w:ascii="Times New Roman" w:hAnsi="Times New Roman"/>
+                <w:b w:val="0"/>
+                <w:sz w:val="21"/>
+                <w:ea w:eastAsia="宋体"/>
+              </w:rPr>
               <w:t>进行中</w:t>
             </w:r>
           </w:p>
@@ -517,40 +722,108 @@
       <w:tr>
         <w:tc>
           <w:tcPr>
-            <w:tcW w:type="dxa" w:w="2160"/>
+            <w:tcW w:type="dxa" w:w="680"/>
+            <w:tcBorders>
+              <w:top w:val="nil"/>
+              <w:bottom w:val="nil"/>
+              <w:left w:val="nil"/>
+              <w:right w:val="nil"/>
+            </w:tcBorders>
+            <w:vAlign w:val="center"/>
           </w:tcPr>
           <w:p>
+            <w:pPr>
+              <w:spacing w:line="240" w:lineRule="auto" w:before="0" w:after="0"/>
+              <w:jc w:val="center"/>
+            </w:pPr>
             <w:r>
+              <w:rPr>
+                <w:rFonts w:ascii="Times New Roman" w:hAnsi="Times New Roman"/>
+                <w:b w:val="0"/>
+                <w:sz w:val="21"/>
+                <w:ea w:eastAsia="宋体"/>
+              </w:rPr>
               <w:t>3</w:t>
             </w:r>
           </w:p>
         </w:tc>
         <w:tc>
           <w:tcPr>
-            <w:tcW w:type="dxa" w:w="2160"/>
+            <w:tcW w:type="dxa" w:w="2835"/>
+            <w:tcBorders>
+              <w:top w:val="nil"/>
+              <w:bottom w:val="nil"/>
+              <w:left w:val="nil"/>
+              <w:right w:val="nil"/>
+            </w:tcBorders>
+            <w:vAlign w:val="center"/>
           </w:tcPr>
           <w:p>
+            <w:pPr>
+              <w:spacing w:line="240" w:lineRule="auto" w:before="0" w:after="0"/>
+              <w:jc w:val="center"/>
+            </w:pPr>
             <w:r>
+              <w:rPr>
+                <w:rFonts w:ascii="Times New Roman" w:hAnsi="Times New Roman"/>
+                <w:b w:val="0"/>
+                <w:sz w:val="21"/>
+                <w:ea w:eastAsia="宋体"/>
+              </w:rPr>
               <w:t>毕业论文（设计）开题</w:t>
             </w:r>
           </w:p>
         </w:tc>
         <w:tc>
           <w:tcPr>
-            <w:tcW w:type="dxa" w:w="2160"/>
+            <w:tcW w:type="dxa" w:w="2268"/>
+            <w:tcBorders>
+              <w:top w:val="nil"/>
+              <w:bottom w:val="nil"/>
+              <w:left w:val="nil"/>
+              <w:right w:val="nil"/>
+            </w:tcBorders>
+            <w:vAlign w:val="center"/>
           </w:tcPr>
           <w:p>
+            <w:pPr>
+              <w:spacing w:line="240" w:lineRule="auto" w:before="0" w:after="0"/>
+              <w:jc w:val="center"/>
+            </w:pPr>
             <w:r>
+              <w:rPr>
+                <w:rFonts w:ascii="Times New Roman" w:hAnsi="Times New Roman"/>
+                <w:b w:val="0"/>
+                <w:sz w:val="21"/>
+                <w:ea w:eastAsia="宋体"/>
+              </w:rPr>
               <w:t>2026年10月1日——10月15日</w:t>
             </w:r>
           </w:p>
         </w:tc>
         <w:tc>
           <w:tcPr>
-            <w:tcW w:type="dxa" w:w="2160"/>
+            <w:tcW w:type="dxa" w:w="1417"/>
+            <w:tcBorders>
+              <w:top w:val="nil"/>
+              <w:bottom w:val="nil"/>
+              <w:left w:val="nil"/>
+              <w:right w:val="nil"/>
+            </w:tcBorders>
+            <w:vAlign w:val="center"/>
           </w:tcPr>
           <w:p>
+            <w:pPr>
+              <w:spacing w:line="240" w:lineRule="auto" w:before="0" w:after="0"/>
+              <w:jc w:val="center"/>
+            </w:pPr>
             <w:r>
+              <w:rPr>
+                <w:rFonts w:ascii="Times New Roman" w:hAnsi="Times New Roman"/>
+                <w:b w:val="0"/>
+                <w:sz w:val="21"/>
+                <w:ea w:eastAsia="宋体"/>
+              </w:rPr>
               <w:t>待进行</w:t>
             </w:r>
           </w:p>
@@ -559,398 +832,1089 @@
       <w:tr>
         <w:tc>
           <w:tcPr>
-            <w:tcW w:type="dxa" w:w="2160"/>
+            <w:tcW w:type="dxa" w:w="680"/>
+            <w:tcBorders>
+              <w:top w:val="nil"/>
+              <w:bottom w:val="nil"/>
+              <w:left w:val="nil"/>
+              <w:right w:val="nil"/>
+            </w:tcBorders>
+            <w:vAlign w:val="center"/>
           </w:tcPr>
           <w:p>
+            <w:pPr>
+              <w:spacing w:line="240" w:lineRule="auto" w:before="0" w:after="0"/>
+              <w:jc w:val="center"/>
+            </w:pPr>
             <w:r>
+              <w:rPr>
+                <w:rFonts w:ascii="Times New Roman" w:hAnsi="Times New Roman"/>
+                <w:b w:val="0"/>
+                <w:sz w:val="21"/>
+                <w:ea w:eastAsia="宋体"/>
+              </w:rPr>
               <w:t>4</w:t>
             </w:r>
           </w:p>
         </w:tc>
         <w:tc>
           <w:tcPr>
-            <w:tcW w:type="dxa" w:w="2160"/>
+            <w:tcW w:type="dxa" w:w="2835"/>
+            <w:tcBorders>
+              <w:top w:val="nil"/>
+              <w:bottom w:val="nil"/>
+              <w:left w:val="nil"/>
+              <w:right w:val="nil"/>
+            </w:tcBorders>
+            <w:vAlign w:val="center"/>
           </w:tcPr>
           <w:p>
+            <w:pPr>
+              <w:spacing w:line="240" w:lineRule="auto" w:before="0" w:after="0"/>
+              <w:jc w:val="center"/>
+            </w:pPr>
             <w:r>
+              <w:rPr>
+                <w:rFonts w:ascii="Times New Roman" w:hAnsi="Times New Roman"/>
+                <w:b w:val="0"/>
+                <w:sz w:val="21"/>
+                <w:ea w:eastAsia="宋体"/>
+              </w:rPr>
               <w:t>毕业论文（设计）初稿</w:t>
             </w:r>
           </w:p>
         </w:tc>
         <w:tc>
           <w:tcPr>
-            <w:tcW w:type="dxa" w:w="2160"/>
+            <w:tcW w:type="dxa" w:w="2268"/>
+            <w:tcBorders>
+              <w:top w:val="nil"/>
+              <w:bottom w:val="nil"/>
+              <w:left w:val="nil"/>
+              <w:right w:val="nil"/>
+            </w:tcBorders>
+            <w:vAlign w:val="center"/>
           </w:tcPr>
           <w:p>
+            <w:pPr>
+              <w:spacing w:line="240" w:lineRule="auto" w:before="0" w:after="0"/>
+              <w:jc w:val="center"/>
+            </w:pPr>
             <w:r>
+              <w:rPr>
+                <w:rFonts w:ascii="Times New Roman" w:hAnsi="Times New Roman"/>
+                <w:b w:val="0"/>
+                <w:sz w:val="21"/>
+                <w:ea w:eastAsia="宋体"/>
+              </w:rPr>
               <w:t>2026年10月16日——2027年1月31日</w:t>
             </w:r>
           </w:p>
         </w:tc>
         <w:tc>
           <w:tcPr>
-            <w:tcW w:type="dxa" w:w="2160"/>
+            <w:tcW w:type="dxa" w:w="1417"/>
+            <w:tcBorders>
+              <w:top w:val="nil"/>
+              <w:bottom w:val="nil"/>
+              <w:left w:val="nil"/>
+              <w:right w:val="nil"/>
+            </w:tcBorders>
+            <w:vAlign w:val="center"/>
           </w:tcPr>
           <w:p>
-            <w:r/>
+            <w:pPr>
+              <w:spacing w:line="240" w:lineRule="auto" w:before="0" w:after="0"/>
+              <w:jc w:val="center"/>
+            </w:pPr>
+            <w:r>
+              <w:rPr>
+                <w:rFonts w:ascii="Times New Roman" w:hAnsi="Times New Roman"/>
+                <w:b w:val="0"/>
+                <w:sz w:val="21"/>
+                <w:ea w:eastAsia="宋体"/>
+              </w:rPr>
+            </w:r>
           </w:p>
         </w:tc>
       </w:tr>
       <w:tr>
         <w:tc>
           <w:tcPr>
-            <w:tcW w:type="dxa" w:w="2160"/>
+            <w:tcW w:type="dxa" w:w="680"/>
+            <w:tcBorders>
+              <w:top w:val="nil"/>
+              <w:bottom w:val="nil"/>
+              <w:left w:val="nil"/>
+              <w:right w:val="nil"/>
+            </w:tcBorders>
+            <w:vAlign w:val="center"/>
           </w:tcPr>
           <w:p>
+            <w:pPr>
+              <w:spacing w:line="240" w:lineRule="auto" w:before="0" w:after="0"/>
+              <w:jc w:val="center"/>
+            </w:pPr>
             <w:r>
+              <w:rPr>
+                <w:rFonts w:ascii="Times New Roman" w:hAnsi="Times New Roman"/>
+                <w:b w:val="0"/>
+                <w:sz w:val="21"/>
+                <w:ea w:eastAsia="宋体"/>
+              </w:rPr>
               <w:t>5</w:t>
             </w:r>
           </w:p>
         </w:tc>
         <w:tc>
           <w:tcPr>
-            <w:tcW w:type="dxa" w:w="2160"/>
+            <w:tcW w:type="dxa" w:w="2835"/>
+            <w:tcBorders>
+              <w:top w:val="nil"/>
+              <w:bottom w:val="nil"/>
+              <w:left w:val="nil"/>
+              <w:right w:val="nil"/>
+            </w:tcBorders>
+            <w:vAlign w:val="center"/>
           </w:tcPr>
           <w:p>
+            <w:pPr>
+              <w:spacing w:line="240" w:lineRule="auto" w:before="0" w:after="0"/>
+              <w:jc w:val="center"/>
+            </w:pPr>
             <w:r>
+              <w:rPr>
+                <w:rFonts w:ascii="Times New Roman" w:hAnsi="Times New Roman"/>
+                <w:b w:val="0"/>
+                <w:sz w:val="21"/>
+                <w:ea w:eastAsia="宋体"/>
+              </w:rPr>
               <w:t>中期检查</w:t>
             </w:r>
           </w:p>
         </w:tc>
         <w:tc>
           <w:tcPr>
-            <w:tcW w:type="dxa" w:w="2160"/>
+            <w:tcW w:type="dxa" w:w="2268"/>
+            <w:tcBorders>
+              <w:top w:val="nil"/>
+              <w:bottom w:val="nil"/>
+              <w:left w:val="nil"/>
+              <w:right w:val="nil"/>
+            </w:tcBorders>
+            <w:vAlign w:val="center"/>
           </w:tcPr>
           <w:p>
+            <w:pPr>
+              <w:spacing w:line="240" w:lineRule="auto" w:before="0" w:after="0"/>
+              <w:jc w:val="center"/>
+            </w:pPr>
             <w:r>
+              <w:rPr>
+                <w:rFonts w:ascii="Times New Roman" w:hAnsi="Times New Roman"/>
+                <w:b w:val="0"/>
+                <w:sz w:val="21"/>
+                <w:ea w:eastAsia="宋体"/>
+              </w:rPr>
               <w:t>2027年2月1日——2月7日</w:t>
             </w:r>
           </w:p>
         </w:tc>
         <w:tc>
           <w:tcPr>
-            <w:tcW w:type="dxa" w:w="2160"/>
+            <w:tcW w:type="dxa" w:w="1417"/>
+            <w:tcBorders>
+              <w:top w:val="nil"/>
+              <w:bottom w:val="nil"/>
+              <w:left w:val="nil"/>
+              <w:right w:val="nil"/>
+            </w:tcBorders>
+            <w:vAlign w:val="center"/>
           </w:tcPr>
           <w:p>
-            <w:r/>
+            <w:pPr>
+              <w:spacing w:line="240" w:lineRule="auto" w:before="0" w:after="0"/>
+              <w:jc w:val="center"/>
+            </w:pPr>
+            <w:r>
+              <w:rPr>
+                <w:rFonts w:ascii="Times New Roman" w:hAnsi="Times New Roman"/>
+                <w:b w:val="0"/>
+                <w:sz w:val="21"/>
+                <w:ea w:eastAsia="宋体"/>
+              </w:rPr>
+            </w:r>
           </w:p>
         </w:tc>
       </w:tr>
       <w:tr>
         <w:tc>
           <w:tcPr>
-            <w:tcW w:type="dxa" w:w="2160"/>
+            <w:tcW w:type="dxa" w:w="680"/>
+            <w:tcBorders>
+              <w:top w:val="nil"/>
+              <w:bottom w:val="nil"/>
+              <w:left w:val="nil"/>
+              <w:right w:val="nil"/>
+            </w:tcBorders>
+            <w:vAlign w:val="center"/>
           </w:tcPr>
           <w:p>
+            <w:pPr>
+              <w:spacing w:line="240" w:lineRule="auto" w:before="0" w:after="0"/>
+              <w:jc w:val="center"/>
+            </w:pPr>
             <w:r>
+              <w:rPr>
+                <w:rFonts w:ascii="Times New Roman" w:hAnsi="Times New Roman"/>
+                <w:b w:val="0"/>
+                <w:sz w:val="21"/>
+                <w:ea w:eastAsia="宋体"/>
+              </w:rPr>
               <w:t>6</w:t>
             </w:r>
           </w:p>
         </w:tc>
         <w:tc>
           <w:tcPr>
-            <w:tcW w:type="dxa" w:w="2160"/>
+            <w:tcW w:type="dxa" w:w="2835"/>
+            <w:tcBorders>
+              <w:top w:val="nil"/>
+              <w:bottom w:val="nil"/>
+              <w:left w:val="nil"/>
+              <w:right w:val="nil"/>
+            </w:tcBorders>
+            <w:vAlign w:val="center"/>
           </w:tcPr>
           <w:p>
+            <w:pPr>
+              <w:spacing w:line="240" w:lineRule="auto" w:before="0" w:after="0"/>
+              <w:jc w:val="center"/>
+            </w:pPr>
             <w:r>
+              <w:rPr>
+                <w:rFonts w:ascii="Times New Roman" w:hAnsi="Times New Roman"/>
+                <w:b w:val="0"/>
+                <w:sz w:val="21"/>
+                <w:ea w:eastAsia="宋体"/>
+              </w:rPr>
               <w:t>毕业论文（设计）二稿</w:t>
             </w:r>
           </w:p>
         </w:tc>
         <w:tc>
           <w:tcPr>
-            <w:tcW w:type="dxa" w:w="2160"/>
+            <w:tcW w:type="dxa" w:w="2268"/>
+            <w:tcBorders>
+              <w:top w:val="nil"/>
+              <w:bottom w:val="nil"/>
+              <w:left w:val="nil"/>
+              <w:right w:val="nil"/>
+            </w:tcBorders>
+            <w:vAlign w:val="center"/>
           </w:tcPr>
           <w:p>
+            <w:pPr>
+              <w:spacing w:line="240" w:lineRule="auto" w:before="0" w:after="0"/>
+              <w:jc w:val="center"/>
+            </w:pPr>
             <w:r>
+              <w:rPr>
+                <w:rFonts w:ascii="Times New Roman" w:hAnsi="Times New Roman"/>
+                <w:b w:val="0"/>
+                <w:sz w:val="21"/>
+                <w:ea w:eastAsia="宋体"/>
+              </w:rPr>
               <w:t>2027年2月8日——3月7日</w:t>
             </w:r>
           </w:p>
         </w:tc>
         <w:tc>
           <w:tcPr>
-            <w:tcW w:type="dxa" w:w="2160"/>
+            <w:tcW w:type="dxa" w:w="1417"/>
+            <w:tcBorders>
+              <w:top w:val="nil"/>
+              <w:bottom w:val="nil"/>
+              <w:left w:val="nil"/>
+              <w:right w:val="nil"/>
+            </w:tcBorders>
+            <w:vAlign w:val="center"/>
           </w:tcPr>
           <w:p>
-            <w:r/>
+            <w:pPr>
+              <w:spacing w:line="240" w:lineRule="auto" w:before="0" w:after="0"/>
+              <w:jc w:val="center"/>
+            </w:pPr>
+            <w:r>
+              <w:rPr>
+                <w:rFonts w:ascii="Times New Roman" w:hAnsi="Times New Roman"/>
+                <w:b w:val="0"/>
+                <w:sz w:val="21"/>
+                <w:ea w:eastAsia="宋体"/>
+              </w:rPr>
+            </w:r>
           </w:p>
         </w:tc>
       </w:tr>
       <w:tr>
         <w:tc>
           <w:tcPr>
-            <w:tcW w:type="dxa" w:w="2160"/>
+            <w:tcW w:type="dxa" w:w="680"/>
+            <w:tcBorders>
+              <w:top w:val="nil"/>
+              <w:bottom w:val="nil"/>
+              <w:left w:val="nil"/>
+              <w:right w:val="nil"/>
+            </w:tcBorders>
+            <w:vAlign w:val="center"/>
           </w:tcPr>
           <w:p>
+            <w:pPr>
+              <w:spacing w:line="240" w:lineRule="auto" w:before="0" w:after="0"/>
+              <w:jc w:val="center"/>
+            </w:pPr>
             <w:r>
+              <w:rPr>
+                <w:rFonts w:ascii="Times New Roman" w:hAnsi="Times New Roman"/>
+                <w:b w:val="0"/>
+                <w:sz w:val="21"/>
+                <w:ea w:eastAsia="宋体"/>
+              </w:rPr>
               <w:t>7</w:t>
             </w:r>
           </w:p>
         </w:tc>
         <w:tc>
           <w:tcPr>
-            <w:tcW w:type="dxa" w:w="2160"/>
+            <w:tcW w:type="dxa" w:w="2835"/>
+            <w:tcBorders>
+              <w:top w:val="nil"/>
+              <w:bottom w:val="nil"/>
+              <w:left w:val="nil"/>
+              <w:right w:val="nil"/>
+            </w:tcBorders>
+            <w:vAlign w:val="center"/>
           </w:tcPr>
           <w:p>
+            <w:pPr>
+              <w:spacing w:line="240" w:lineRule="auto" w:before="0" w:after="0"/>
+              <w:jc w:val="center"/>
+            </w:pPr>
             <w:r>
+              <w:rPr>
+                <w:rFonts w:ascii="Times New Roman" w:hAnsi="Times New Roman"/>
+                <w:b w:val="0"/>
+                <w:sz w:val="21"/>
+                <w:ea w:eastAsia="宋体"/>
+              </w:rPr>
               <w:t>毕业论文（设计）定稿</w:t>
             </w:r>
           </w:p>
         </w:tc>
         <w:tc>
           <w:tcPr>
-            <w:tcW w:type="dxa" w:w="2160"/>
+            <w:tcW w:type="dxa" w:w="2268"/>
+            <w:tcBorders>
+              <w:top w:val="nil"/>
+              <w:bottom w:val="nil"/>
+              <w:left w:val="nil"/>
+              <w:right w:val="nil"/>
+            </w:tcBorders>
+            <w:vAlign w:val="center"/>
           </w:tcPr>
           <w:p>
+            <w:pPr>
+              <w:spacing w:line="240" w:lineRule="auto" w:before="0" w:after="0"/>
+              <w:jc w:val="center"/>
+            </w:pPr>
             <w:r>
+              <w:rPr>
+                <w:rFonts w:ascii="Times New Roman" w:hAnsi="Times New Roman"/>
+                <w:b w:val="0"/>
+                <w:sz w:val="21"/>
+                <w:ea w:eastAsia="宋体"/>
+              </w:rPr>
               <w:t>2027年3月8日——3月28日</w:t>
             </w:r>
           </w:p>
         </w:tc>
         <w:tc>
           <w:tcPr>
-            <w:tcW w:type="dxa" w:w="2160"/>
+            <w:tcW w:type="dxa" w:w="1417"/>
+            <w:tcBorders>
+              <w:top w:val="nil"/>
+              <w:bottom w:val="nil"/>
+              <w:left w:val="nil"/>
+              <w:right w:val="nil"/>
+            </w:tcBorders>
+            <w:vAlign w:val="center"/>
           </w:tcPr>
           <w:p>
-            <w:r/>
+            <w:pPr>
+              <w:spacing w:line="240" w:lineRule="auto" w:before="0" w:after="0"/>
+              <w:jc w:val="center"/>
+            </w:pPr>
+            <w:r>
+              <w:rPr>
+                <w:rFonts w:ascii="Times New Roman" w:hAnsi="Times New Roman"/>
+                <w:b w:val="0"/>
+                <w:sz w:val="21"/>
+                <w:ea w:eastAsia="宋体"/>
+              </w:rPr>
+            </w:r>
           </w:p>
         </w:tc>
       </w:tr>
       <w:tr>
         <w:tc>
           <w:tcPr>
-            <w:tcW w:type="dxa" w:w="2160"/>
+            <w:tcW w:type="dxa" w:w="680"/>
+            <w:tcBorders>
+              <w:top w:val="nil"/>
+              <w:bottom w:val="nil"/>
+              <w:left w:val="nil"/>
+              <w:right w:val="nil"/>
+            </w:tcBorders>
+            <w:vAlign w:val="center"/>
           </w:tcPr>
           <w:p>
+            <w:pPr>
+              <w:spacing w:line="240" w:lineRule="auto" w:before="0" w:after="0"/>
+              <w:jc w:val="center"/>
+            </w:pPr>
             <w:r>
+              <w:rPr>
+                <w:rFonts w:ascii="Times New Roman" w:hAnsi="Times New Roman"/>
+                <w:b w:val="0"/>
+                <w:sz w:val="21"/>
+                <w:ea w:eastAsia="宋体"/>
+              </w:rPr>
               <w:t>8</w:t>
             </w:r>
           </w:p>
         </w:tc>
         <w:tc>
           <w:tcPr>
-            <w:tcW w:type="dxa" w:w="2160"/>
+            <w:tcW w:type="dxa" w:w="2835"/>
+            <w:tcBorders>
+              <w:top w:val="nil"/>
+              <w:bottom w:val="nil"/>
+              <w:left w:val="nil"/>
+              <w:right w:val="nil"/>
+            </w:tcBorders>
+            <w:vAlign w:val="center"/>
           </w:tcPr>
           <w:p>
+            <w:pPr>
+              <w:spacing w:line="240" w:lineRule="auto" w:before="0" w:after="0"/>
+              <w:jc w:val="center"/>
+            </w:pPr>
             <w:r>
+              <w:rPr>
+                <w:rFonts w:ascii="Times New Roman" w:hAnsi="Times New Roman"/>
+                <w:b w:val="0"/>
+                <w:sz w:val="21"/>
+                <w:ea w:eastAsia="宋体"/>
+              </w:rPr>
               <w:t>毕业论文（设计）检测</w:t>
             </w:r>
           </w:p>
         </w:tc>
         <w:tc>
           <w:tcPr>
-            <w:tcW w:type="dxa" w:w="2160"/>
+            <w:tcW w:type="dxa" w:w="2268"/>
+            <w:tcBorders>
+              <w:top w:val="nil"/>
+              <w:bottom w:val="nil"/>
+              <w:left w:val="nil"/>
+              <w:right w:val="nil"/>
+            </w:tcBorders>
+            <w:vAlign w:val="center"/>
           </w:tcPr>
           <w:p>
+            <w:pPr>
+              <w:spacing w:line="240" w:lineRule="auto" w:before="0" w:after="0"/>
+              <w:jc w:val="center"/>
+            </w:pPr>
             <w:r>
+              <w:rPr>
+                <w:rFonts w:ascii="Times New Roman" w:hAnsi="Times New Roman"/>
+                <w:b w:val="0"/>
+                <w:sz w:val="21"/>
+                <w:ea w:eastAsia="宋体"/>
+              </w:rPr>
               <w:t>2027年3月29日——4月4日</w:t>
             </w:r>
           </w:p>
         </w:tc>
         <w:tc>
           <w:tcPr>
-            <w:tcW w:type="dxa" w:w="2160"/>
+            <w:tcW w:type="dxa" w:w="1417"/>
+            <w:tcBorders>
+              <w:top w:val="nil"/>
+              <w:bottom w:val="nil"/>
+              <w:left w:val="nil"/>
+              <w:right w:val="nil"/>
+            </w:tcBorders>
+            <w:vAlign w:val="center"/>
           </w:tcPr>
           <w:p>
-            <w:r/>
+            <w:pPr>
+              <w:spacing w:line="240" w:lineRule="auto" w:before="0" w:after="0"/>
+              <w:jc w:val="center"/>
+            </w:pPr>
+            <w:r>
+              <w:rPr>
+                <w:rFonts w:ascii="Times New Roman" w:hAnsi="Times New Roman"/>
+                <w:b w:val="0"/>
+                <w:sz w:val="21"/>
+                <w:ea w:eastAsia="宋体"/>
+              </w:rPr>
+            </w:r>
           </w:p>
         </w:tc>
       </w:tr>
       <w:tr>
         <w:tc>
           <w:tcPr>
-            <w:tcW w:type="dxa" w:w="2160"/>
+            <w:tcW w:type="dxa" w:w="680"/>
+            <w:tcBorders>
+              <w:top w:val="nil"/>
+              <w:bottom w:val="nil"/>
+              <w:left w:val="nil"/>
+              <w:right w:val="nil"/>
+            </w:tcBorders>
+            <w:vAlign w:val="center"/>
           </w:tcPr>
           <w:p>
+            <w:pPr>
+              <w:spacing w:line="240" w:lineRule="auto" w:before="0" w:after="0"/>
+              <w:jc w:val="center"/>
+            </w:pPr>
             <w:r>
+              <w:rPr>
+                <w:rFonts w:ascii="Times New Roman" w:hAnsi="Times New Roman"/>
+                <w:b w:val="0"/>
+                <w:sz w:val="21"/>
+                <w:ea w:eastAsia="宋体"/>
+              </w:rPr>
               <w:t>9</w:t>
             </w:r>
           </w:p>
         </w:tc>
         <w:tc>
           <w:tcPr>
-            <w:tcW w:type="dxa" w:w="2160"/>
+            <w:tcW w:type="dxa" w:w="2835"/>
+            <w:tcBorders>
+              <w:top w:val="nil"/>
+              <w:bottom w:val="nil"/>
+              <w:left w:val="nil"/>
+              <w:right w:val="nil"/>
+            </w:tcBorders>
+            <w:vAlign w:val="center"/>
           </w:tcPr>
           <w:p>
+            <w:pPr>
+              <w:spacing w:line="240" w:lineRule="auto" w:before="0" w:after="0"/>
+              <w:jc w:val="center"/>
+            </w:pPr>
             <w:r>
+              <w:rPr>
+                <w:rFonts w:ascii="Times New Roman" w:hAnsi="Times New Roman"/>
+                <w:b w:val="0"/>
+                <w:sz w:val="21"/>
+                <w:ea w:eastAsia="宋体"/>
+              </w:rPr>
               <w:t>毕业论文（设计）评阅</w:t>
             </w:r>
           </w:p>
         </w:tc>
         <w:tc>
           <w:tcPr>
-            <w:tcW w:type="dxa" w:w="2160"/>
+            <w:tcW w:type="dxa" w:w="2268"/>
+            <w:tcBorders>
+              <w:top w:val="nil"/>
+              <w:bottom w:val="nil"/>
+              <w:left w:val="nil"/>
+              <w:right w:val="nil"/>
+            </w:tcBorders>
+            <w:vAlign w:val="center"/>
           </w:tcPr>
           <w:p>
+            <w:pPr>
+              <w:spacing w:line="240" w:lineRule="auto" w:before="0" w:after="0"/>
+              <w:jc w:val="center"/>
+            </w:pPr>
             <w:r>
+              <w:rPr>
+                <w:rFonts w:ascii="Times New Roman" w:hAnsi="Times New Roman"/>
+                <w:b w:val="0"/>
+                <w:sz w:val="21"/>
+                <w:ea w:eastAsia="宋体"/>
+              </w:rPr>
               <w:t>2027年4月5日——4月11日</w:t>
             </w:r>
           </w:p>
         </w:tc>
         <w:tc>
           <w:tcPr>
-            <w:tcW w:type="dxa" w:w="2160"/>
+            <w:tcW w:type="dxa" w:w="1417"/>
+            <w:tcBorders>
+              <w:top w:val="nil"/>
+              <w:bottom w:val="nil"/>
+              <w:left w:val="nil"/>
+              <w:right w:val="nil"/>
+            </w:tcBorders>
+            <w:vAlign w:val="center"/>
           </w:tcPr>
           <w:p>
-            <w:r/>
+            <w:pPr>
+              <w:spacing w:line="240" w:lineRule="auto" w:before="0" w:after="0"/>
+              <w:jc w:val="center"/>
+            </w:pPr>
+            <w:r>
+              <w:rPr>
+                <w:rFonts w:ascii="Times New Roman" w:hAnsi="Times New Roman"/>
+                <w:b w:val="0"/>
+                <w:sz w:val="21"/>
+                <w:ea w:eastAsia="宋体"/>
+              </w:rPr>
+            </w:r>
           </w:p>
         </w:tc>
       </w:tr>
       <w:tr>
         <w:tc>
           <w:tcPr>
-            <w:tcW w:type="dxa" w:w="2160"/>
+            <w:tcW w:type="dxa" w:w="680"/>
+            <w:tcBorders>
+              <w:top w:val="nil"/>
+              <w:bottom w:val="nil"/>
+              <w:left w:val="nil"/>
+              <w:right w:val="nil"/>
+            </w:tcBorders>
+            <w:vAlign w:val="center"/>
           </w:tcPr>
           <w:p>
+            <w:pPr>
+              <w:spacing w:line="240" w:lineRule="auto" w:before="0" w:after="0"/>
+              <w:jc w:val="center"/>
+            </w:pPr>
             <w:r>
+              <w:rPr>
+                <w:rFonts w:ascii="Times New Roman" w:hAnsi="Times New Roman"/>
+                <w:b w:val="0"/>
+                <w:sz w:val="21"/>
+                <w:ea w:eastAsia="宋体"/>
+              </w:rPr>
               <w:t>10</w:t>
             </w:r>
           </w:p>
         </w:tc>
         <w:tc>
           <w:tcPr>
-            <w:tcW w:type="dxa" w:w="2160"/>
+            <w:tcW w:type="dxa" w:w="2835"/>
+            <w:tcBorders>
+              <w:top w:val="nil"/>
+              <w:bottom w:val="nil"/>
+              <w:left w:val="nil"/>
+              <w:right w:val="nil"/>
+            </w:tcBorders>
+            <w:vAlign w:val="center"/>
           </w:tcPr>
           <w:p>
+            <w:pPr>
+              <w:spacing w:line="240" w:lineRule="auto" w:before="0" w:after="0"/>
+              <w:jc w:val="center"/>
+            </w:pPr>
             <w:r>
+              <w:rPr>
+                <w:rFonts w:ascii="Times New Roman" w:hAnsi="Times New Roman"/>
+                <w:b w:val="0"/>
+                <w:sz w:val="21"/>
+                <w:ea w:eastAsia="宋体"/>
+              </w:rPr>
               <w:t>答辩资格审查</w:t>
             </w:r>
           </w:p>
         </w:tc>
         <w:tc>
           <w:tcPr>
-            <w:tcW w:type="dxa" w:w="2160"/>
+            <w:tcW w:type="dxa" w:w="2268"/>
+            <w:tcBorders>
+              <w:top w:val="nil"/>
+              <w:bottom w:val="nil"/>
+              <w:left w:val="nil"/>
+              <w:right w:val="nil"/>
+            </w:tcBorders>
+            <w:vAlign w:val="center"/>
           </w:tcPr>
           <w:p>
+            <w:pPr>
+              <w:spacing w:line="240" w:lineRule="auto" w:before="0" w:after="0"/>
+              <w:jc w:val="center"/>
+            </w:pPr>
             <w:r>
+              <w:rPr>
+                <w:rFonts w:ascii="Times New Roman" w:hAnsi="Times New Roman"/>
+                <w:b w:val="0"/>
+                <w:sz w:val="21"/>
+                <w:ea w:eastAsia="宋体"/>
+              </w:rPr>
               <w:t>2027年4月12日——4月16日</w:t>
             </w:r>
           </w:p>
         </w:tc>
         <w:tc>
           <w:tcPr>
-            <w:tcW w:type="dxa" w:w="2160"/>
+            <w:tcW w:type="dxa" w:w="1417"/>
+            <w:tcBorders>
+              <w:top w:val="nil"/>
+              <w:bottom w:val="nil"/>
+              <w:left w:val="nil"/>
+              <w:right w:val="nil"/>
+            </w:tcBorders>
+            <w:vAlign w:val="center"/>
           </w:tcPr>
           <w:p>
-            <w:r/>
+            <w:pPr>
+              <w:spacing w:line="240" w:lineRule="auto" w:before="0" w:after="0"/>
+              <w:jc w:val="center"/>
+            </w:pPr>
+            <w:r>
+              <w:rPr>
+                <w:rFonts w:ascii="Times New Roman" w:hAnsi="Times New Roman"/>
+                <w:b w:val="0"/>
+                <w:sz w:val="21"/>
+                <w:ea w:eastAsia="宋体"/>
+              </w:rPr>
+            </w:r>
           </w:p>
         </w:tc>
       </w:tr>
       <w:tr>
         <w:tc>
           <w:tcPr>
-            <w:tcW w:type="dxa" w:w="2160"/>
+            <w:tcW w:type="dxa" w:w="680"/>
+            <w:tcBorders>
+              <w:top w:val="nil"/>
+              <w:bottom w:val="nil"/>
+              <w:left w:val="nil"/>
+              <w:right w:val="nil"/>
+            </w:tcBorders>
+            <w:vAlign w:val="center"/>
           </w:tcPr>
           <w:p>
+            <w:pPr>
+              <w:spacing w:line="240" w:lineRule="auto" w:before="0" w:after="0"/>
+              <w:jc w:val="center"/>
+            </w:pPr>
             <w:r>
+              <w:rPr>
+                <w:rFonts w:ascii="Times New Roman" w:hAnsi="Times New Roman"/>
+                <w:b w:val="0"/>
+                <w:sz w:val="21"/>
+                <w:ea w:eastAsia="宋体"/>
+              </w:rPr>
               <w:t>11</w:t>
             </w:r>
           </w:p>
         </w:tc>
         <w:tc>
           <w:tcPr>
-            <w:tcW w:type="dxa" w:w="2160"/>
+            <w:tcW w:type="dxa" w:w="2835"/>
+            <w:tcBorders>
+              <w:top w:val="nil"/>
+              <w:bottom w:val="nil"/>
+              <w:left w:val="nil"/>
+              <w:right w:val="nil"/>
+            </w:tcBorders>
+            <w:vAlign w:val="center"/>
           </w:tcPr>
           <w:p>
+            <w:pPr>
+              <w:spacing w:line="240" w:lineRule="auto" w:before="0" w:after="0"/>
+              <w:jc w:val="center"/>
+            </w:pPr>
             <w:r>
+              <w:rPr>
+                <w:rFonts w:ascii="Times New Roman" w:hAnsi="Times New Roman"/>
+                <w:b w:val="0"/>
+                <w:sz w:val="21"/>
+                <w:ea w:eastAsia="宋体"/>
+              </w:rPr>
               <w:t>毕业论文（设计）答辩</w:t>
             </w:r>
           </w:p>
         </w:tc>
         <w:tc>
           <w:tcPr>
-            <w:tcW w:type="dxa" w:w="2160"/>
+            <w:tcW w:type="dxa" w:w="2268"/>
+            <w:tcBorders>
+              <w:top w:val="nil"/>
+              <w:bottom w:val="nil"/>
+              <w:left w:val="nil"/>
+              <w:right w:val="nil"/>
+            </w:tcBorders>
+            <w:vAlign w:val="center"/>
           </w:tcPr>
           <w:p>
+            <w:pPr>
+              <w:spacing w:line="240" w:lineRule="auto" w:before="0" w:after="0"/>
+              <w:jc w:val="center"/>
+            </w:pPr>
             <w:r>
+              <w:rPr>
+                <w:rFonts w:ascii="Times New Roman" w:hAnsi="Times New Roman"/>
+                <w:b w:val="0"/>
+                <w:sz w:val="21"/>
+                <w:ea w:eastAsia="宋体"/>
+              </w:rPr>
               <w:t>2027年4月17日——4月27日</w:t>
             </w:r>
           </w:p>
         </w:tc>
         <w:tc>
           <w:tcPr>
-            <w:tcW w:type="dxa" w:w="2160"/>
+            <w:tcW w:type="dxa" w:w="1417"/>
+            <w:tcBorders>
+              <w:top w:val="nil"/>
+              <w:bottom w:val="nil"/>
+              <w:left w:val="nil"/>
+              <w:right w:val="nil"/>
+            </w:tcBorders>
+            <w:vAlign w:val="center"/>
           </w:tcPr>
           <w:p>
-            <w:r/>
+            <w:pPr>
+              <w:spacing w:line="240" w:lineRule="auto" w:before="0" w:after="0"/>
+              <w:jc w:val="center"/>
+            </w:pPr>
+            <w:r>
+              <w:rPr>
+                <w:rFonts w:ascii="Times New Roman" w:hAnsi="Times New Roman"/>
+                <w:b w:val="0"/>
+                <w:sz w:val="21"/>
+                <w:ea w:eastAsia="宋体"/>
+              </w:rPr>
+            </w:r>
           </w:p>
         </w:tc>
       </w:tr>
       <w:tr>
         <w:tc>
           <w:tcPr>
-            <w:tcW w:type="dxa" w:w="2160"/>
+            <w:tcW w:type="dxa" w:w="680"/>
+            <w:tcBorders>
+              <w:top w:val="nil"/>
+              <w:bottom w:val="nil"/>
+              <w:left w:val="nil"/>
+              <w:right w:val="nil"/>
+            </w:tcBorders>
+            <w:vAlign w:val="center"/>
           </w:tcPr>
           <w:p>
+            <w:pPr>
+              <w:spacing w:line="240" w:lineRule="auto" w:before="0" w:after="0"/>
+              <w:jc w:val="center"/>
+            </w:pPr>
             <w:r>
+              <w:rPr>
+                <w:rFonts w:ascii="Times New Roman" w:hAnsi="Times New Roman"/>
+                <w:b w:val="0"/>
+                <w:sz w:val="21"/>
+                <w:ea w:eastAsia="宋体"/>
+              </w:rPr>
               <w:t>12</w:t>
             </w:r>
           </w:p>
         </w:tc>
         <w:tc>
           <w:tcPr>
-            <w:tcW w:type="dxa" w:w="2160"/>
+            <w:tcW w:type="dxa" w:w="2835"/>
+            <w:tcBorders>
+              <w:top w:val="nil"/>
+              <w:bottom w:val="nil"/>
+              <w:left w:val="nil"/>
+              <w:right w:val="nil"/>
+            </w:tcBorders>
+            <w:vAlign w:val="center"/>
           </w:tcPr>
           <w:p>
+            <w:pPr>
+              <w:spacing w:line="240" w:lineRule="auto" w:before="0" w:after="0"/>
+              <w:jc w:val="center"/>
+            </w:pPr>
             <w:r>
+              <w:rPr>
+                <w:rFonts w:ascii="Times New Roman" w:hAnsi="Times New Roman"/>
+                <w:b w:val="0"/>
+                <w:sz w:val="21"/>
+                <w:ea w:eastAsia="宋体"/>
+              </w:rPr>
               <w:t>毕业论文（设计）成绩录入</w:t>
             </w:r>
           </w:p>
         </w:tc>
         <w:tc>
           <w:tcPr>
-            <w:tcW w:type="dxa" w:w="2160"/>
+            <w:tcW w:type="dxa" w:w="2268"/>
+            <w:tcBorders>
+              <w:top w:val="nil"/>
+              <w:bottom w:val="nil"/>
+              <w:left w:val="nil"/>
+              <w:right w:val="nil"/>
+            </w:tcBorders>
+            <w:vAlign w:val="center"/>
           </w:tcPr>
           <w:p>
+            <w:pPr>
+              <w:spacing w:line="240" w:lineRule="auto" w:before="0" w:after="0"/>
+              <w:jc w:val="center"/>
+            </w:pPr>
             <w:r>
+              <w:rPr>
+                <w:rFonts w:ascii="Times New Roman" w:hAnsi="Times New Roman"/>
+                <w:b w:val="0"/>
+                <w:sz w:val="21"/>
+                <w:ea w:eastAsia="宋体"/>
+              </w:rPr>
               <w:t>2027年5月6日——5月8日</w:t>
             </w:r>
           </w:p>
         </w:tc>
         <w:tc>
           <w:tcPr>
-            <w:tcW w:type="dxa" w:w="2160"/>
+            <w:tcW w:type="dxa" w:w="1417"/>
+            <w:tcBorders>
+              <w:top w:val="nil"/>
+              <w:bottom w:val="nil"/>
+              <w:left w:val="nil"/>
+              <w:right w:val="nil"/>
+            </w:tcBorders>
+            <w:vAlign w:val="center"/>
           </w:tcPr>
           <w:p>
-            <w:r/>
+            <w:pPr>
+              <w:spacing w:line="240" w:lineRule="auto" w:before="0" w:after="0"/>
+              <w:jc w:val="center"/>
+            </w:pPr>
+            <w:r>
+              <w:rPr>
+                <w:rFonts w:ascii="Times New Roman" w:hAnsi="Times New Roman"/>
+                <w:b w:val="0"/>
+                <w:sz w:val="21"/>
+                <w:ea w:eastAsia="宋体"/>
+              </w:rPr>
+            </w:r>
           </w:p>
         </w:tc>
       </w:tr>
       <w:tr>
         <w:tc>
           <w:tcPr>
-            <w:tcW w:type="dxa" w:w="2160"/>
+            <w:tcW w:type="dxa" w:w="680"/>
+            <w:tcBorders>
+              <w:top w:val="nil"/>
+              <w:bottom w:val="single" w:sz="24" w:space="0" w:color="000000"/>
+              <w:left w:val="nil"/>
+              <w:right w:val="nil"/>
+            </w:tcBorders>
+            <w:vAlign w:val="center"/>
           </w:tcPr>
           <w:p>
+            <w:pPr>
+              <w:spacing w:line="240" w:lineRule="auto" w:before="0" w:after="0"/>
+              <w:jc w:val="center"/>
+            </w:pPr>
             <w:r>
+              <w:rPr>
+                <w:rFonts w:ascii="Times New Roman" w:hAnsi="Times New Roman"/>
+                <w:b w:val="0"/>
+                <w:sz w:val="21"/>
+                <w:ea w:eastAsia="宋体"/>
+              </w:rPr>
               <w:t>13</w:t>
             </w:r>
           </w:p>
         </w:tc>
         <w:tc>
           <w:tcPr>
-            <w:tcW w:type="dxa" w:w="2160"/>
+            <w:tcW w:type="dxa" w:w="2835"/>
+            <w:tcBorders>
+              <w:top w:val="nil"/>
+              <w:bottom w:val="single" w:sz="24" w:space="0" w:color="000000"/>
+              <w:left w:val="nil"/>
+              <w:right w:val="nil"/>
+            </w:tcBorders>
+            <w:vAlign w:val="center"/>
           </w:tcPr>
           <w:p>
+            <w:pPr>
+              <w:spacing w:line="240" w:lineRule="auto" w:before="0" w:after="0"/>
+              <w:jc w:val="center"/>
+            </w:pPr>
             <w:r>
+              <w:rPr>
+                <w:rFonts w:ascii="Times New Roman" w:hAnsi="Times New Roman"/>
+                <w:b w:val="0"/>
+                <w:sz w:val="21"/>
+                <w:ea w:eastAsia="宋体"/>
+              </w:rPr>
               <w:t>其它</w:t>
             </w:r>
           </w:p>
         </w:tc>
         <w:tc>
           <w:tcPr>
-            <w:tcW w:type="dxa" w:w="2160"/>
+            <w:tcW w:type="dxa" w:w="2268"/>
+            <w:tcBorders>
+              <w:top w:val="nil"/>
+              <w:bottom w:val="single" w:sz="24" w:space="0" w:color="000000"/>
+              <w:left w:val="nil"/>
+              <w:right w:val="nil"/>
+            </w:tcBorders>
+            <w:vAlign w:val="center"/>
           </w:tcPr>
           <w:p>
-            <w:r/>
+            <w:pPr>
+              <w:spacing w:line="240" w:lineRule="auto" w:before="0" w:after="0"/>
+              <w:jc w:val="center"/>
+            </w:pPr>
+            <w:r>
+              <w:rPr>
+                <w:rFonts w:ascii="Times New Roman" w:hAnsi="Times New Roman"/>
+                <w:b w:val="0"/>
+                <w:sz w:val="21"/>
+                <w:ea w:eastAsia="宋体"/>
+              </w:rPr>
+            </w:r>
           </w:p>
         </w:tc>
         <w:tc>
           <w:tcPr>
-            <w:tcW w:type="dxa" w:w="2160"/>
+            <w:tcW w:type="dxa" w:w="1417"/>
+            <w:tcBorders>
+              <w:top w:val="nil"/>
+              <w:bottom w:val="single" w:sz="24" w:space="0" w:color="000000"/>
+              <w:left w:val="nil"/>
+              <w:right w:val="nil"/>
+            </w:tcBorders>
+            <w:vAlign w:val="center"/>
           </w:tcPr>
           <w:p>
-            <w:r/>
+            <w:pPr>
+              <w:spacing w:line="240" w:lineRule="auto" w:before="0" w:after="0"/>
+              <w:jc w:val="center"/>
+            </w:pPr>
+            <w:r>
+              <w:rPr>
+                <w:rFonts w:ascii="Times New Roman" w:hAnsi="Times New Roman"/>
+                <w:b w:val="0"/>
+                <w:sz w:val="21"/>
+                <w:ea w:eastAsia="宋体"/>
+              </w:rPr>
+            </w:r>
           </w:p>
         </w:tc>
       </w:tr>

--- a/钟靖120230730开题报告.docx
+++ b/钟靖120230730开题报告.docx
@@ -4,54 +4,60 @@
   <w:body>
     <w:p>
       <w:pPr>
-        <w:spacing w:before="1200" w:after="600"/>
+        <w:spacing w:before="1200" w:after="600" w:line="360" w:lineRule="auto"/>
         <w:jc w:val="center"/>
       </w:pPr>
       <w:r>
         <w:rPr>
-          <w:rFonts w:ascii="黑体" w:hAnsi="黑体" w:eastAsia="黑体"/>
+          <w:rFonts w:ascii="Arial" w:hAnsi="Arial" w:eastAsia="黑体"/>
           <w:b/>
-          <w:sz w:val="56"/>
+          <w:sz w:val="32"/>
+          <w:ea w:eastAsia="黑体"/>
         </w:rPr>
         <w:t>开题报告</w:t>
       </w:r>
     </w:p>
     <w:p>
       <w:pPr>
-        <w:spacing w:after="600"/>
+        <w:spacing w:after="600" w:line="360" w:lineRule="auto"/>
         <w:jc w:val="center"/>
       </w:pPr>
       <w:r>
         <w:rPr>
-          <w:rFonts w:ascii="黑体" w:hAnsi="黑体" w:eastAsia="黑体"/>
-          <w:sz w:val="36"/>
+          <w:rFonts w:ascii="Arial" w:hAnsi="Arial" w:eastAsia="黑体"/>
+          <w:b w:val="0"/>
+          <w:sz w:val="24"/>
+          <w:ea w:eastAsia="仿宋"/>
         </w:rPr>
         <w:t>音乐资源推荐与歌单管理系统设计与实现</w:t>
       </w:r>
     </w:p>
     <w:p>
       <w:pPr>
-        <w:spacing w:after="1200"/>
+        <w:spacing w:after="1200" w:line="360" w:lineRule="auto"/>
         <w:jc w:val="center"/>
       </w:pPr>
       <w:r>
         <w:rPr>
-          <w:rFonts w:ascii="黑体" w:hAnsi="黑体" w:eastAsia="黑体"/>
-          <w:sz w:val="28"/>
+          <w:rFonts w:ascii="Arial" w:hAnsi="Arial" w:eastAsia="黑体"/>
+          <w:b w:val="0"/>
+          <w:sz w:val="24"/>
+          <w:ea w:eastAsia="仿宋"/>
         </w:rPr>
         <w:t>—— 基于 Spring Boot 的混合推荐引擎与双端应用</w:t>
       </w:r>
     </w:p>
     <w:p>
       <w:pPr>
-        <w:spacing w:before="480" w:after="240"/>
+        <w:spacing w:before="480" w:after="240" w:line="360" w:lineRule="auto"/>
         <w:jc w:val="center"/>
       </w:pPr>
       <w:r>
         <w:rPr>
-          <w:rFonts w:ascii="黑体" w:hAnsi="黑体" w:eastAsia="黑体"/>
+          <w:rFonts w:ascii="Arial" w:hAnsi="Arial" w:eastAsia="黑体"/>
           <w:b/>
-          <w:sz w:val="32"/>
+          <w:sz w:val="24"/>
+          <w:ea w:eastAsia="仿宋"/>
         </w:rPr>
         <w:t>目  录</w:t>
       </w:r>
@@ -59,20 +65,51 @@
     <w:p>
       <w:pPr>
         <w:ind w:firstLine="0"/>
+        <w:jc w:val="center"/>
       </w:pPr>
       <w:r>
+        <w:rPr>
+          <w:rFonts w:ascii="Arial" w:hAnsi="Arial"/>
+          <w:b w:val="0"/>
+          <w:sz w:val="24"/>
+          <w:ea w:eastAsia="仿宋"/>
+        </w:rPr>
         <w:fldChar w:fldCharType="begin"/>
       </w:r>
       <w:r>
+        <w:rPr>
+          <w:rFonts w:ascii="Arial" w:hAnsi="Arial"/>
+          <w:b w:val="0"/>
+          <w:sz w:val="24"/>
+          <w:ea w:eastAsia="仿宋"/>
+        </w:rPr>
         <w:instrText xml:space="preserve">TOC \o "1-3" \h \z \u</w:instrText>
       </w:r>
       <w:r>
+        <w:rPr>
+          <w:rFonts w:ascii="Arial" w:hAnsi="Arial"/>
+          <w:b w:val="0"/>
+          <w:sz w:val="24"/>
+          <w:ea w:eastAsia="仿宋"/>
+        </w:rPr>
         <w:fldChar w:fldCharType="separate" w:dirty="true"/>
       </w:r>
       <w:r>
+        <w:rPr>
+          <w:rFonts w:ascii="Arial" w:hAnsi="Arial"/>
+          <w:b w:val="0"/>
+          <w:sz w:val="24"/>
+          <w:ea w:eastAsia="仿宋"/>
+        </w:rPr>
         <w:t>（Word 打开后按 F9 更新域）</w:t>
       </w:r>
       <w:r>
+        <w:rPr>
+          <w:rFonts w:ascii="Arial" w:hAnsi="Arial"/>
+          <w:b w:val="0"/>
+          <w:sz w:val="24"/>
+          <w:ea w:eastAsia="仿宋"/>
+        </w:rPr>
         <w:fldChar w:fldCharType="end"/>
       </w:r>
     </w:p>
@@ -84,49 +121,63 @@
     <w:p>
       <w:pPr>
         <w:pStyle w:val="Heading1"/>
+        <w:spacing w:line="360" w:lineRule="auto" w:before="240" w:after="240"/>
+        <w:jc w:val="center"/>
       </w:pPr>
       <w:r>
+        <w:rPr>
+          <w:rFonts w:ascii="Arial" w:hAnsi="Arial"/>
+          <w:b/>
+          <w:sz w:val="24"/>
+          <w:ea w:eastAsia="仿宋"/>
+        </w:rPr>
         <w:t>一、课题背景与研究意义</w:t>
       </w:r>
     </w:p>
     <w:p>
       <w:pPr>
-        <w:spacing w:line="360" w:lineRule="auto"/>
+        <w:spacing w:line="6000" w:lineRule="auto"/>
         <w:ind w:firstLine="420"/>
         <w:jc w:val="both"/>
       </w:pPr>
       <w:r>
         <w:rPr>
-          <w:rFonts w:ascii="宋体" w:hAnsi="宋体" w:eastAsia="宋体"/>
+          <w:rFonts w:ascii="Times New Roman" w:hAnsi="Times New Roman" w:eastAsia="宋体"/>
+          <w:b w:val="0"/>
           <w:sz w:val="24"/>
+          <w:ea w:eastAsia="楷体"/>
         </w:rPr>
         <w:t>近年来数字音乐产业经历了爆发式增长，全球在线音乐订阅用户已突破 5 亿，曲库规模动辄上千万首。面对如此海量的音乐资源，用户不再是主动寻找歌曲，而是被信息过载所困扰。传统的排行榜、分类浏览、关键词搜索等获取音乐的方式，要么只能反映热门趋势无法满足个性化口味，要么需要用户具备明确的搜索意图，对于"不知道自己想听什么"的场景无能为力。推荐系统正是解决这一矛盾的核心技术，它能够在没有明确查询的情况下，主动为用户推送可能感兴趣的内容。</w:t>
       </w:r>
     </w:p>
     <w:p>
       <w:pPr>
-        <w:spacing w:line="360" w:lineRule="auto"/>
+        <w:spacing w:line="6000" w:lineRule="auto"/>
         <w:ind w:firstLine="420"/>
         <w:jc w:val="both"/>
       </w:pPr>
       <w:r>
         <w:rPr>
-          <w:rFonts w:ascii="宋体" w:hAnsi="宋体" w:eastAsia="宋体"/>
+          <w:rFonts w:ascii="Times New Roman" w:hAnsi="Times New Roman" w:eastAsia="宋体"/>
+          <w:b w:val="0"/>
           <w:sz w:val="24"/>
+          <w:ea w:eastAsia="楷体"/>
         </w:rPr>
         <w:t>主流音乐平台如网易云音乐、Spotify、Apple Music 均已将推荐算法作为其核心竞争力。然而这些工业级推荐系统大多依赖大规模用户行为数据和复杂的深度学习模型，算法细节不对外公开。单一推荐算法各有其固有的缺陷：协同过滤存在冷启动问题；内容推荐缺乏多样性；深度学习模型训练成本高。如何通过混合策略扬长避短，在中小规模数据集上实现既有不错推荐效果又具备工程完整性的音乐推荐系统，是一个值得深入研究的课题。</w:t>
       </w:r>
     </w:p>
     <w:p>
       <w:pPr>
-        <w:spacing w:line="360" w:lineRule="auto"/>
+        <w:spacing w:line="6000" w:lineRule="auto"/>
         <w:ind w:firstLine="420"/>
         <w:jc w:val="both"/>
       </w:pPr>
       <w:r>
         <w:rPr>
-          <w:rFonts w:ascii="宋体" w:hAnsi="宋体" w:eastAsia="宋体"/>
+          <w:rFonts w:ascii="Times New Roman" w:hAnsi="Times New Roman" w:eastAsia="宋体"/>
+          <w:b w:val="0"/>
           <w:sz w:val="24"/>
+          <w:ea w:eastAsia="楷体"/>
         </w:rPr>
         <w:t>本课题的研究意义体现在理论和实践两个层面。在理论层面，本研究深入探讨协同过滤与内容推荐两种经典算法的实现细节，提出一种加权融合的混合推荐策略，并用新用户冷启动场景下的对比实验来验证混合策略相比单一算法的实际优势。在实践层面，本课题构建了一个覆盖用户认证、歌曲管理、歌单收藏、播放交互、推荐展示、推荐展示等完整功能链路的音乐推荐系统。与常见的单体 Web 应用不同，本系统同时提供了基于 Thymeleaf 的服务端渲染 Web 端和基于微信小程序原生框架的移动端两个前端，后端通过 REST API 同时服务于两端，实现了前后端分离与双端适配。此外，系统还内置了推荐引擎管理后台，管理员可以实时查看推荐算法的运行状态、用户分布和各算法的单独推荐结果，便于调试和效果评估。</w:t>
       </w:r>
@@ -134,49 +185,63 @@
     <w:p>
       <w:pPr>
         <w:pStyle w:val="Heading1"/>
+        <w:spacing w:line="360" w:lineRule="auto" w:before="240" w:after="240"/>
+        <w:jc w:val="center"/>
       </w:pPr>
       <w:r>
+        <w:rPr>
+          <w:rFonts w:ascii="Arial" w:hAnsi="Arial"/>
+          <w:b/>
+          <w:sz w:val="24"/>
+          <w:ea w:eastAsia="仿宋"/>
+        </w:rPr>
         <w:t>二、国内外研究现状</w:t>
       </w:r>
     </w:p>
     <w:p>
       <w:pPr>
-        <w:spacing w:line="360" w:lineRule="auto"/>
+        <w:spacing w:line="6000" w:lineRule="auto"/>
         <w:ind w:firstLine="420"/>
         <w:jc w:val="both"/>
       </w:pPr>
       <w:r>
         <w:rPr>
-          <w:rFonts w:ascii="宋体" w:hAnsi="宋体" w:eastAsia="宋体"/>
+          <w:rFonts w:ascii="Times New Roman" w:hAnsi="Times New Roman" w:eastAsia="宋体"/>
+          <w:b w:val="0"/>
           <w:sz w:val="24"/>
+          <w:ea w:eastAsia="楷体"/>
         </w:rPr>
         <w:t>推荐系统作为解决信息过载问题的关键技术，自 20 世纪 90 年代兴起以来已成为机器学习和数据挖掘领域的一个重要分支。协同过滤是最早被广泛应用的推荐方法，分为基于用户的 UserCF 和基于物品的 ItemCF 两种范式。Resnick 等人在 GroupLens 项目中的 UserCF 实现以及 Linden 等人在 Amazon 中应用的 ItemCF 算法奠定了协同过滤在工业界的主流地位。本系统采用皮尔逊相关系数（Pearson Correlation Coefficient）作为主要相似度度量，当用户共同交互的歌曲不足时退化为 Jaccard 相似度，并将两者加权融合提升稀疏数据场景下的相似度计算可靠性。然而协同过滤存在明显局限，最突出的是冷启动问题和稀疏性问题。为了弥补这些不足，基于内容的推荐方法被提出，Pazzani 和 Billsus 对内容推荐系统进行了系统性的综述，指出内容推荐独立于用户行为数据、不存在新物品冷启动问题，但推荐结果容易同质化。</w:t>
       </w:r>
     </w:p>
     <w:p>
       <w:pPr>
-        <w:spacing w:line="360" w:lineRule="auto"/>
+        <w:spacing w:line="6000" w:lineRule="auto"/>
         <w:ind w:firstLine="420"/>
         <w:jc w:val="both"/>
       </w:pPr>
       <w:r>
         <w:rPr>
-          <w:rFonts w:ascii="宋体" w:hAnsi="宋体" w:eastAsia="宋体"/>
+          <w:rFonts w:ascii="Times New Roman" w:hAnsi="Times New Roman" w:eastAsia="宋体"/>
+          <w:b w:val="0"/>
           <w:sz w:val="24"/>
+          <w:ea w:eastAsia="楷体"/>
         </w:rPr>
         <w:t>为了综合两种算法的优势，混合推荐策略成为了当前的研究热点。混合方式大致可以分为加权融合、级联混合、特征组合和元学习四大类。近年来深度学习方法如 NCF、Wide &amp; Deep、DeepFM 等被引入推荐系统，但训练成本较高，可解释性也是一大短板。在音乐推荐平台方面，Spotify 的 Discover Weekly 播放列表融合了协同过滤、音频特征分析、文本分析等多种信号，每周为超过 1 亿用户生成个性化推荐。网易云音乐则将社交关系引入推荐。这些工业级平台背后的算法细节大多不公开，但混合策略已成为主流选择。</w:t>
       </w:r>
     </w:p>
     <w:p>
       <w:pPr>
-        <w:spacing w:line="360" w:lineRule="auto"/>
+        <w:spacing w:line="6000" w:lineRule="auto"/>
         <w:ind w:firstLine="420"/>
         <w:jc w:val="both"/>
       </w:pPr>
       <w:r>
         <w:rPr>
-          <w:rFonts w:ascii="宋体" w:hAnsi="宋体" w:eastAsia="宋体"/>
+          <w:rFonts w:ascii="Times New Roman" w:hAnsi="Times New Roman" w:eastAsia="宋体"/>
+          <w:b w:val="0"/>
           <w:sz w:val="24"/>
+          <w:ea w:eastAsia="楷体"/>
         </w:rPr>
         <w:t>现有研究中存在两个明显不足。第一，学术论文大多聚焦于算法精度的对比和提升，较少关注推荐系统的完整工程实现。第二，很多毕业设计项目将"推荐系统"简化为算法原型，只实现了推荐逻辑，缺少完整的业务闭环。本课题正是瞄准这两个空白，既要深入研究三种推荐算法，也要构建功能完整、双端可用的音乐推荐应用，让推荐引擎在真实的用户交互中发挥作用。</w:t>
       </w:r>
@@ -184,63 +249,79 @@
     <w:p>
       <w:pPr>
         <w:pStyle w:val="Heading1"/>
+        <w:spacing w:line="360" w:lineRule="auto" w:before="240" w:after="240"/>
+        <w:jc w:val="center"/>
       </w:pPr>
       <w:r>
+        <w:rPr>
+          <w:rFonts w:ascii="Arial" w:hAnsi="Arial"/>
+          <w:b/>
+          <w:sz w:val="24"/>
+          <w:ea w:eastAsia="仿宋"/>
+        </w:rPr>
         <w:t>三、研究内容与研究目标</w:t>
       </w:r>
     </w:p>
     <w:p>
       <w:pPr>
-        <w:spacing w:line="360" w:lineRule="auto"/>
+        <w:spacing w:line="6000" w:lineRule="auto"/>
         <w:ind w:firstLine="420"/>
         <w:jc w:val="both"/>
       </w:pPr>
       <w:r>
         <w:rPr>
-          <w:rFonts w:ascii="宋体" w:hAnsi="宋体" w:eastAsia="宋体"/>
+          <w:rFonts w:ascii="Times New Roman" w:hAnsi="Times New Roman" w:eastAsia="宋体"/>
+          <w:b w:val="0"/>
           <w:sz w:val="24"/>
+          <w:ea w:eastAsia="楷体"/>
         </w:rPr>
         <w:t>本课题的研究内容涵盖推荐算法研究和系统工程实现两大维度。在推荐算法部分，系统实现了三种推荐算法模块：协同过滤（CollaborativeRecommender）、内容推荐（ContentBasedRecommender）和混合推荐（HybridRecommenderService）。协同过滤模块同时实现了基于用户（UserCF）和基于物品（ItemCF）两种模式，相似度计算采用皮尔逊相关系数为主、Jaccard 相似度为辅的融合策略，并通过 UserSongInteraction 表（记录每个用户的播放次数、点赞状态等隐式行为）构建用户-物品交互矩阵，将隐式反馈转换为偏好评分（播放记 1 分、点赞记 2 分）。内容推荐模块从歌曲的风格标签提取特征向量，计算候选歌曲特征与用户画像的余弦相似度。混合推荐模块采用四路加权融合策略（协同过滤 + 内容推荐 + 热门推荐 + 探索多样性），并根据用户交互数据量动态调整权重——当用户无交互记录时进入冷启动模式（热门 50% + 随机打散 50%），当用户交互稀少（≤5 条）时自动提高内容推荐权重至 50%、协同过滤降至 20%，当用户有充足行为数据（&gt;5 条）时以协同过滤为主（50%）、内容推荐为辅（20%）。</w:t>
       </w:r>
     </w:p>
     <w:p>
       <w:pPr>
-        <w:spacing w:line="360" w:lineRule="auto"/>
+        <w:spacing w:line="6000" w:lineRule="auto"/>
         <w:ind w:firstLine="420"/>
         <w:jc w:val="both"/>
       </w:pPr>
       <w:r>
         <w:rPr>
-          <w:rFonts w:ascii="宋体" w:hAnsi="宋体" w:eastAsia="宋体"/>
+          <w:rFonts w:ascii="Times New Roman" w:hAnsi="Times New Roman" w:eastAsia="宋体"/>
+          <w:b w:val="0"/>
           <w:sz w:val="24"/>
+          <w:ea w:eastAsia="楷体"/>
         </w:rPr>
         <w:t>在系统工程实现方面，后端基于 Spring Boot 3.2 框架构建，集成了 Spring Security 实现双通道认证：Web 端采用表单登录 + Session + CSRF 防护，小程序端采用独立的 JwtAuthFilter 实现 Token 鉴权（内存存储 + TTL 过期机制）。引入 Kaptcha 验证码库防暴力破解。数据持久层使用 Spring Data JPA 配合 MySQL 8.0 数据库，核心实体包括用户（User）、歌曲（Song）、歌单（Playlist）、歌单歌曲关联（PlaylistSong）、用户-歌曲交互记录（UserSongInteraction）五大表。控制层分为两类：传统页面 Controller（HomeController、SongController、PlaylistController、ProfileController、LoginController、AdminController 等）负责 Thymeleaf 模板渲染；REST Controller（MusicApiController、AuthApiController、AdminRecommendController）负责输出 JSON 数据供小程序端和管理后台调用。</w:t>
       </w:r>
     </w:p>
     <w:p>
       <w:pPr>
-        <w:spacing w:line="360" w:lineRule="auto"/>
+        <w:spacing w:line="6000" w:lineRule="auto"/>
         <w:ind w:firstLine="420"/>
         <w:jc w:val="both"/>
       </w:pPr>
       <w:r>
         <w:rPr>
-          <w:rFonts w:ascii="宋体" w:hAnsi="宋体" w:eastAsia="宋体"/>
+          <w:rFonts w:ascii="Times New Roman" w:hAnsi="Times New Roman" w:eastAsia="宋体"/>
+          <w:b w:val="0"/>
           <w:sz w:val="24"/>
+          <w:ea w:eastAsia="楷体"/>
         </w:rPr>
         <w:t>前端采用双端架构。第一端是基于 Thymeleaf 的 Web 端，通过 Fragment 机制将侧边栏、播放器、播放列表面板等组件模块化复用，配合 CSS 变量设计系统（深色主题）和原生 JavaScript 交互逻辑，实现了风格统一、交互流畅的用户界面，特别集成了 Web Music Player（基于 HTML5 Audio API 的自定义播放器，支持播放/暂停、进度条、循环模式切换、播放队列管理）。第二端是基于微信小程序原生框架的移动端，使用 WXML/WXSS/JS 开发，封装了 utils/request.js 统一调用后端 REST API，实现了首页推荐、搜索、歌单浏览、登录注册、歌曲详情和点赞收藏等核心功能。管理后台还包含推荐引擎诊断页面，管理员可以实时查看全局统计数据、风格分布、指定用户的三种算法分别推荐结果和动态权重分配。</w:t>
       </w:r>
     </w:p>
     <w:p>
       <w:pPr>
-        <w:spacing w:line="360" w:lineRule="auto"/>
+        <w:spacing w:line="6000" w:lineRule="auto"/>
         <w:ind w:firstLine="420"/>
         <w:jc w:val="both"/>
       </w:pPr>
       <w:r>
         <w:rPr>
-          <w:rFonts w:ascii="宋体" w:hAnsi="宋体" w:eastAsia="宋体"/>
+          <w:rFonts w:ascii="Times New Roman" w:hAnsi="Times New Roman" w:eastAsia="宋体"/>
+          <w:b w:val="0"/>
           <w:sz w:val="24"/>
+          <w:ea w:eastAsia="楷体"/>
         </w:rPr>
         <w:t>本课题设定了以下几个研究目标：一是实现三种推荐算法并采用留出法（Hold-Out，20% 交互留作测试集）进行推荐效果量化评估，计算 Precision@K、Recall@K、NDCG@K 三个指标，验证混合策略是否优于单一算法；二是在新用户冷启动场景下进行专门测试，评估热门推荐 + 随机打散兜底策略的有效性；三是构建完整可运行的音乐推荐系统，覆盖 Web 端和微信小程序端两个前端，后端 REST API 同时服务两端；四是完成推荐引擎管理后台的实现，支持实时监控、算法诊断和一键评估；五是进行系统工程优化，包括推荐链路中的 N+1 查询修复（批量 IN 查询 + 内存分组）、Gzip 压缩、静态资源 7 天缓存、DOM 引用缓存等；六是实现双通道鉴权（Web Session + 小程序 JWT Token），保证不同客户端的安全访问。</w:t>
       </w:r>
@@ -248,49 +329,63 @@
     <w:p>
       <w:pPr>
         <w:pStyle w:val="Heading1"/>
+        <w:spacing w:line="360" w:lineRule="auto" w:before="240" w:after="240"/>
+        <w:jc w:val="center"/>
       </w:pPr>
       <w:r>
+        <w:rPr>
+          <w:rFonts w:ascii="Arial" w:hAnsi="Arial"/>
+          <w:b/>
+          <w:sz w:val="24"/>
+          <w:ea w:eastAsia="仿宋"/>
+        </w:rPr>
         <w:t>四、技术路线与研究方法</w:t>
       </w:r>
     </w:p>
     <w:p>
       <w:pPr>
-        <w:spacing w:line="360" w:lineRule="auto"/>
+        <w:spacing w:line="6000" w:lineRule="auto"/>
         <w:ind w:firstLine="420"/>
         <w:jc w:val="both"/>
       </w:pPr>
       <w:r>
         <w:rPr>
-          <w:rFonts w:ascii="宋体" w:hAnsi="宋体" w:eastAsia="宋体"/>
+          <w:rFonts w:ascii="Times New Roman" w:hAnsi="Times New Roman" w:eastAsia="宋体"/>
+          <w:b w:val="0"/>
           <w:sz w:val="24"/>
+          <w:ea w:eastAsia="楷体"/>
         </w:rPr>
         <w:t>系统采用经典的分层架构，后端分为控制层（Controller）、业务层（Service）、数据访问层（Repository）和配置层（Config）四个子层。推荐引擎作为独立的业务模块（service/recommendation 包）与普通业务逻辑解耦。REST API 路径前缀统一为 /api，在 SecurityConfig 中对 /api/** 关闭 CSRF 校验并开启 CORS 跨域支持。认证方案采用双通道设计：Web 端使用 Spring Security 表单登录 + Session Cookie；小程序端通过独立的 JwtAuthFilter 从 Authorization: Bearer xxx 头解析 Token（内存 Map 存储，7 天 TTL），自动注入 Spring Security 上下文。管理后台 /admin/** 路径统一要求 ROLE_ADMIN 角色。</w:t>
       </w:r>
     </w:p>
     <w:p>
       <w:pPr>
-        <w:spacing w:line="360" w:lineRule="auto"/>
+        <w:spacing w:line="6000" w:lineRule="auto"/>
         <w:ind w:firstLine="420"/>
         <w:jc w:val="both"/>
       </w:pPr>
       <w:r>
         <w:rPr>
-          <w:rFonts w:ascii="宋体" w:hAnsi="宋体" w:eastAsia="宋体"/>
+          <w:rFonts w:ascii="Times New Roman" w:hAnsi="Times New Roman" w:eastAsia="宋体"/>
+          <w:b w:val="0"/>
           <w:sz w:val="24"/>
+          <w:ea w:eastAsia="楷体"/>
         </w:rPr>
         <w:t>协同过滤算法的具体实现流程：首先将用户交互记录（播放次数、点赞状态、播放时长）转换为隐式评分矩阵（点赞记 2 分、播放记 1 分），然后分别执行 UserCF 和 ItemCF 两条线路。UserCF 线路计算目标用户与每个其他用户的皮尔逊相关系数（共同交互歌曲不足 2 首时退化为 Jaccard 相似度），筛选相似度最高的 K 个相似用户，汇总其交互过的歌曲去掉目标用户已交互的，按相似用户评分加权求和得到推荐得分。ItemCF 线路基于物品共现关系构建歌曲相似度矩阵，用用户历史偏好乘以歌曲相似度加权求和。两种模式的候选集合并去重后按得分降序取前 N 首。内容推荐的实现流程：先从用户历史交互歌曲中提取风格标签构建用户画像向量，再计算候选歌曲特征与用户画像的余弦相似度作为内容推荐得分。混合推荐采用四路加权融合（CF + CB + 热门 + 探索），先将各策略得分按候选位置归一化，再按动态权重加权求和取 Top N。</w:t>
       </w:r>
     </w:p>
     <w:p>
       <w:pPr>
-        <w:spacing w:line="360" w:lineRule="auto"/>
+        <w:spacing w:line="6000" w:lineRule="auto"/>
         <w:ind w:firstLine="420"/>
         <w:jc w:val="both"/>
       </w:pPr>
       <w:r>
         <w:rPr>
-          <w:rFonts w:ascii="宋体" w:hAnsi="宋体" w:eastAsia="宋体"/>
+          <w:rFonts w:ascii="Times New Roman" w:hAnsi="Times New Roman" w:eastAsia="宋体"/>
+          <w:b w:val="0"/>
           <w:sz w:val="24"/>
+          <w:ea w:eastAsia="楷体"/>
         </w:rPr>
         <w:t>技术选型依据：Spring Boot 社区成熟、生态完整，与 Spring Security、Spring Data JPA、Thymeleaf 无缝集成。MySQL 天然适合多表关联查询。微信小程序原生框架比 uni-app 轻量，适合毕设项目避免编译依赖。REST API 方案让同一后端同时服务 Web 端和小程序端，实现了真正的双端适配。</w:t>
       </w:r>
@@ -298,49 +393,63 @@
     <w:p>
       <w:pPr>
         <w:pStyle w:val="Heading1"/>
+        <w:spacing w:line="360" w:lineRule="auto" w:before="240" w:after="240"/>
+        <w:jc w:val="center"/>
       </w:pPr>
       <w:r>
+        <w:rPr>
+          <w:rFonts w:ascii="Arial" w:hAnsi="Arial"/>
+          <w:b/>
+          <w:sz w:val="24"/>
+          <w:ea w:eastAsia="仿宋"/>
+        </w:rPr>
         <w:t>五、可行性分析</w:t>
       </w:r>
     </w:p>
     <w:p>
       <w:pPr>
-        <w:spacing w:line="360" w:lineRule="auto"/>
+        <w:spacing w:line="6000" w:lineRule="auto"/>
         <w:ind w:firstLine="420"/>
         <w:jc w:val="both"/>
       </w:pPr>
       <w:r>
         <w:rPr>
-          <w:rFonts w:ascii="宋体" w:hAnsi="宋体" w:eastAsia="宋体"/>
+          <w:rFonts w:ascii="Times New Roman" w:hAnsi="Times New Roman" w:eastAsia="宋体"/>
+          <w:b w:val="0"/>
           <w:sz w:val="24"/>
+          <w:ea w:eastAsia="楷体"/>
         </w:rPr>
         <w:t>从技术角度看，所有技术组件均有成熟的开源实现。Spring Boot、Spring Data JPA、Thymeleaf、Spring Security、Kaptcha 均为 Apache 2.0 许可。三种推荐算法均为经典方法，数学原理是线性代数中的向量相似度计算，实现难度适中。本项目已完成基础框架、三种推荐算法、用户/歌单/推荐引擎模块、Web 端、REST API、微信小程序端和推荐引擎管理后台的开发，说明技术方案完全可行。</w:t>
       </w:r>
     </w:p>
     <w:p>
       <w:pPr>
-        <w:spacing w:line="360" w:lineRule="auto"/>
+        <w:spacing w:line="6000" w:lineRule="auto"/>
         <w:ind w:firstLine="420"/>
         <w:jc w:val="both"/>
       </w:pPr>
       <w:r>
         <w:rPr>
-          <w:rFonts w:ascii="宋体" w:hAnsi="宋体" w:eastAsia="宋体"/>
+          <w:rFonts w:ascii="Times New Roman" w:hAnsi="Times New Roman" w:eastAsia="宋体"/>
+          <w:b w:val="0"/>
           <w:sz w:val="24"/>
+          <w:ea w:eastAsia="楷体"/>
         </w:rPr>
         <w:t>从数据角度看，系统采用隐式反馈数据（播放、点赞）。初始化时通过 Python 脚本生成模拟数据集（555 首歌曲、130 个用户、7393 条交互记录），涵盖 12 种音乐风格。推荐效果评估阶段采用留出法（Hold-Out）划分训练集/测试集：随机隐去 20% 的交互作为 ground truth，物理删除后调用推荐算法，再恢复交互记录，确保算法没有"偷看"答案，计算 Precision@K、Recall@K、NDCG@K 三个业界标准指标。</w:t>
       </w:r>
     </w:p>
     <w:p>
       <w:pPr>
-        <w:spacing w:line="360" w:lineRule="auto"/>
+        <w:spacing w:line="6000" w:lineRule="auto"/>
         <w:ind w:firstLine="420"/>
         <w:jc w:val="both"/>
       </w:pPr>
       <w:r>
         <w:rPr>
-          <w:rFonts w:ascii="宋体" w:hAnsi="宋体" w:eastAsia="宋体"/>
+          <w:rFonts w:ascii="Times New Roman" w:hAnsi="Times New Roman" w:eastAsia="宋体"/>
+          <w:b w:val="0"/>
           <w:sz w:val="24"/>
+          <w:ea w:eastAsia="楷体"/>
         </w:rPr>
         <w:t>从时间角度看，核心功能已全部实现，剩余工作包括系统测试、推荐算法效果评估、毕业论文撰写和答辩准备。按 16 周的毕业设计周期计算，时间安排不存在不可控风险。</w:t>
       </w:r>
@@ -348,31 +457,64 @@
     <w:p>
       <w:pPr>
         <w:pStyle w:val="Heading1"/>
+        <w:spacing w:line="360" w:lineRule="auto" w:before="240" w:after="240"/>
+        <w:jc w:val="center"/>
       </w:pPr>
       <w:r>
+        <w:rPr>
+          <w:rFonts w:ascii="Arial" w:hAnsi="Arial"/>
+          <w:b/>
+          <w:sz w:val="24"/>
+          <w:ea w:eastAsia="仿宋"/>
+        </w:rPr>
         <w:t>六、进度安排</w:t>
       </w:r>
     </w:p>
     <w:p>
       <w:pPr>
-        <w:spacing w:line="360" w:lineRule="auto"/>
+        <w:spacing w:line="6000" w:lineRule="auto"/>
         <w:ind w:firstLine="420"/>
         <w:jc w:val="both"/>
       </w:pPr>
       <w:r>
+        <w:rPr>
+          <w:rFonts w:ascii="Times New Roman" w:hAnsi="Times New Roman"/>
+          <w:b w:val="0"/>
+          <w:sz w:val="24"/>
+          <w:ea w:eastAsia="楷体"/>
+        </w:rPr>
         <w:t>本课题严格对齐南昌应用技术师范学院毕业论文（设计）进度计划，共 13 个阶段。选题工作已于 2026 年 9 月 10 日至 9 月 20 日完成，确定课题方向为「基于 Spring Boot 的混合推荐引擎智能音乐播放平台」。开题报告撰写阶段为 2026 年 9 月 21 日至 9 月 30 日，本报告正是该阶段的交付成果。开题答辩阶段安排在 2026 年 10 月 1 日至 10 月 15 日之间进行，届时将由指导教师和评阅组对课题研究方案的可行性、工作量和创新点进行审议。</w:t>
       </w:r>
     </w:p>
     <w:p>
       <w:pPr>
         <w:pStyle w:val="Heading4"/>
+        <w:spacing w:line="360" w:lineRule="auto" w:before="120" w:after="120"/>
+        <w:jc w:val="left"/>
       </w:pPr>
       <w:r>
+        <w:rPr>
+          <w:rFonts w:ascii="Arial" w:hAnsi="Arial"/>
+          <w:b/>
+          <w:sz w:val="24"/>
+          <w:ea w:eastAsia="仿宋"/>
+        </w:rPr>
         <w:t xml:space="preserve">（一）技术实施子里程碑</w:t>
       </w:r>
     </w:p>
     <w:p>
+      <w:pPr>
+        <w:spacing w:line="6000" w:lineRule="auto"/>
+        <w:ind w:firstLine="420"/>
+        <w:jc w:val="both"/>
+      </w:pPr>
       <w:r>
+        <w:rPr>
+          <w:rFonts w:ascii="Times New Roman" w:hAnsi="Times New Roman"/>
+          <w:b w:val="0"/>
+          <w:sz w:val="24"/>
+          <w:ea w:eastAsia="楷体"/>
+        </w:rPr>
         <w:t xml:space="preserve">在学校统一的进度框架下，本课题的技术实施子里程碑安排如下：开题报告答辩通过后（2026 年 10 月中旬），第一阶段（2026.10.16 — 2026.11.30，约 6 周）完成后端 Spring Boot 项目骨架搭建、数据库五大核心表设计、Spring Security 双通道鉴权实现（Web 端表单登录 + Session + CSRF、小程序端独立 JwtAuthFilter）、Kaptcha 验证码、歌曲增删改查和分类浏览；第二阶段（2026.12.1 — 2026.12.25，约 3.5 周）完成三种推荐算法模块的实现与性能优化：协同过滤（皮尔逊 + Jaccard 双相似度、UserCF + ItemCF 双模式）、内容推荐、混合推荐加权融合，消除 N+1 查询、用 Caffeine 本地缓存加速热路径；第三阶段（2026.12.26 — 2027.1.20，约 3.5 周）完成歌单管理、搜索功能、播放行为记录、推荐引擎管理后台，开发 Thymeleaf Web 端模板 + Web Music Player 播放器和微信小程序双端前端；第四阶段（2027.1.21 — 2027.1.31，约 1.5 周）完成推荐质量量化评估模块（留出法 + Precision/Recall/NDCG）和 40+ 端点自动化功能测试。上述四个子阶段与学校「初稿」阶段（2026.10.16 — 2027.1.31，共 107 天）完全对齐。初稿阶段结束后进入中期检查，随后依次完成论文二稿、定稿、检测、评阅和答辩。</w:t>
       </w:r>
     </w:p>
@@ -393,25 +535,25 @@
         <w:tc>
           <w:tcPr>
             <w:tcW w:type="dxa" w:w="680"/>
+            <w:vAlign w:val="center"/>
             <w:tcBorders>
-              <w:top w:val="single" w:sz="24" w:space="0" w:color="000000"/>
-              <w:bottom w:val="single" w:sz="8" w:space="0" w:color="000000"/>
-              <w:left w:val="nil"/>
-              <w:right w:val="nil"/>
+              <w:top w:val="single" w:sz="4" w:space="0" w:color="000000"/>
+              <w:bottom w:val="single" w:sz="4" w:space="0" w:color="000000"/>
+              <w:left w:val="single" w:sz="4" w:space="0" w:color="000000"/>
+              <w:right w:val="single" w:sz="4" w:space="0" w:color="000000"/>
             </w:tcBorders>
-            <w:vAlign w:val="center"/>
           </w:tcPr>
           <w:p>
             <w:pPr>
-              <w:spacing w:line="240" w:lineRule="auto" w:before="0" w:after="0"/>
+              <w:spacing w:line="360" w:lineRule="auto" w:before="0" w:after="0"/>
               <w:jc w:val="center"/>
             </w:pPr>
             <w:r>
               <w:rPr>
                 <w:rFonts w:ascii="Times New Roman" w:hAnsi="Times New Roman"/>
                 <w:b/>
-                <w:sz w:val="21"/>
-                <w:ea w:eastAsia="宋体"/>
+                <w:sz w:val="24"/>
+                <w:ea w:eastAsia="仿宋"/>
               </w:rPr>
               <w:t>序号</w:t>
             </w:r>
@@ -420,25 +562,25 @@
         <w:tc>
           <w:tcPr>
             <w:tcW w:type="dxa" w:w="2835"/>
+            <w:vAlign w:val="center"/>
             <w:tcBorders>
-              <w:top w:val="single" w:sz="24" w:space="0" w:color="000000"/>
-              <w:bottom w:val="single" w:sz="8" w:space="0" w:color="000000"/>
-              <w:left w:val="nil"/>
-              <w:right w:val="nil"/>
+              <w:top w:val="single" w:sz="4" w:space="0" w:color="000000"/>
+              <w:bottom w:val="single" w:sz="4" w:space="0" w:color="000000"/>
+              <w:left w:val="single" w:sz="4" w:space="0" w:color="000000"/>
+              <w:right w:val="single" w:sz="4" w:space="0" w:color="000000"/>
             </w:tcBorders>
-            <w:vAlign w:val="center"/>
           </w:tcPr>
           <w:p>
             <w:pPr>
-              <w:spacing w:line="240" w:lineRule="auto" w:before="0" w:after="0"/>
+              <w:spacing w:line="360" w:lineRule="auto" w:before="0" w:after="0"/>
               <w:jc w:val="center"/>
             </w:pPr>
             <w:r>
               <w:rPr>
                 <w:rFonts w:ascii="Times New Roman" w:hAnsi="Times New Roman"/>
                 <w:b/>
-                <w:sz w:val="21"/>
-                <w:ea w:eastAsia="宋体"/>
+                <w:sz w:val="24"/>
+                <w:ea w:eastAsia="仿宋"/>
               </w:rPr>
               <w:t>各阶段工作内容</w:t>
             </w:r>
@@ -447,25 +589,25 @@
         <w:tc>
           <w:tcPr>
             <w:tcW w:type="dxa" w:w="2268"/>
+            <w:vAlign w:val="center"/>
             <w:tcBorders>
-              <w:top w:val="single" w:sz="24" w:space="0" w:color="000000"/>
-              <w:bottom w:val="single" w:sz="8" w:space="0" w:color="000000"/>
-              <w:left w:val="nil"/>
-              <w:right w:val="nil"/>
+              <w:top w:val="single" w:sz="4" w:space="0" w:color="000000"/>
+              <w:bottom w:val="single" w:sz="4" w:space="0" w:color="000000"/>
+              <w:left w:val="single" w:sz="4" w:space="0" w:color="000000"/>
+              <w:right w:val="single" w:sz="4" w:space="0" w:color="000000"/>
             </w:tcBorders>
-            <w:vAlign w:val="center"/>
           </w:tcPr>
           <w:p>
             <w:pPr>
-              <w:spacing w:line="240" w:lineRule="auto" w:before="0" w:after="0"/>
+              <w:spacing w:line="360" w:lineRule="auto" w:before="0" w:after="0"/>
               <w:jc w:val="center"/>
             </w:pPr>
             <w:r>
               <w:rPr>
                 <w:rFonts w:ascii="Times New Roman" w:hAnsi="Times New Roman"/>
                 <w:b/>
-                <w:sz w:val="21"/>
-                <w:ea w:eastAsia="宋体"/>
+                <w:sz w:val="24"/>
+                <w:ea w:eastAsia="仿宋"/>
               </w:rPr>
               <w:t>起讫日期</w:t>
             </w:r>
@@ -474,25 +616,25 @@
         <w:tc>
           <w:tcPr>
             <w:tcW w:type="dxa" w:w="1417"/>
+            <w:vAlign w:val="center"/>
             <w:tcBorders>
-              <w:top w:val="single" w:sz="24" w:space="0" w:color="000000"/>
-              <w:bottom w:val="single" w:sz="8" w:space="0" w:color="000000"/>
-              <w:left w:val="nil"/>
-              <w:right w:val="nil"/>
+              <w:top w:val="single" w:sz="4" w:space="0" w:color="000000"/>
+              <w:bottom w:val="single" w:sz="4" w:space="0" w:color="000000"/>
+              <w:left w:val="single" w:sz="4" w:space="0" w:color="000000"/>
+              <w:right w:val="single" w:sz="4" w:space="0" w:color="000000"/>
             </w:tcBorders>
-            <w:vAlign w:val="center"/>
           </w:tcPr>
           <w:p>
             <w:pPr>
-              <w:spacing w:line="240" w:lineRule="auto" w:before="0" w:after="0"/>
+              <w:spacing w:line="360" w:lineRule="auto" w:before="0" w:after="0"/>
               <w:jc w:val="center"/>
             </w:pPr>
             <w:r>
               <w:rPr>
                 <w:rFonts w:ascii="Times New Roman" w:hAnsi="Times New Roman"/>
                 <w:b/>
-                <w:sz w:val="21"/>
-                <w:ea w:eastAsia="宋体"/>
+                <w:sz w:val="24"/>
+                <w:ea w:eastAsia="仿宋"/>
               </w:rPr>
               <w:t>备注</w:t>
             </w:r>
@@ -503,25 +645,25 @@
         <w:tc>
           <w:tcPr>
             <w:tcW w:type="dxa" w:w="680"/>
+            <w:vAlign w:val="center"/>
             <w:tcBorders>
-              <w:top w:val="nil"/>
-              <w:bottom w:val="nil"/>
-              <w:left w:val="nil"/>
-              <w:right w:val="nil"/>
+              <w:top w:val="single" w:sz="4" w:space="0" w:color="000000"/>
+              <w:bottom w:val="single" w:sz="4" w:space="0" w:color="000000"/>
+              <w:left w:val="single" w:sz="4" w:space="0" w:color="000000"/>
+              <w:right w:val="single" w:sz="4" w:space="0" w:color="000000"/>
             </w:tcBorders>
-            <w:vAlign w:val="center"/>
           </w:tcPr>
           <w:p>
             <w:pPr>
-              <w:spacing w:line="240" w:lineRule="auto" w:before="0" w:after="0"/>
+              <w:spacing w:line="360" w:lineRule="auto" w:before="0" w:after="0"/>
               <w:jc w:val="center"/>
             </w:pPr>
             <w:r>
               <w:rPr>
                 <w:rFonts w:ascii="Times New Roman" w:hAnsi="Times New Roman"/>
                 <w:b w:val="0"/>
-                <w:sz w:val="21"/>
-                <w:ea w:eastAsia="宋体"/>
+                <w:sz w:val="24"/>
+                <w:ea w:eastAsia="楷体"/>
               </w:rPr>
               <w:t>1</w:t>
             </w:r>
@@ -530,25 +672,25 @@
         <w:tc>
           <w:tcPr>
             <w:tcW w:type="dxa" w:w="2835"/>
+            <w:vAlign w:val="center"/>
             <w:tcBorders>
-              <w:top w:val="nil"/>
-              <w:bottom w:val="nil"/>
-              <w:left w:val="nil"/>
-              <w:right w:val="nil"/>
+              <w:top w:val="single" w:sz="4" w:space="0" w:color="000000"/>
+              <w:bottom w:val="single" w:sz="4" w:space="0" w:color="000000"/>
+              <w:left w:val="single" w:sz="4" w:space="0" w:color="000000"/>
+              <w:right w:val="single" w:sz="4" w:space="0" w:color="000000"/>
             </w:tcBorders>
-            <w:vAlign w:val="center"/>
           </w:tcPr>
           <w:p>
             <w:pPr>
-              <w:spacing w:line="240" w:lineRule="auto" w:before="0" w:after="0"/>
+              <w:spacing w:line="360" w:lineRule="auto" w:before="0" w:after="0"/>
               <w:jc w:val="center"/>
             </w:pPr>
             <w:r>
               <w:rPr>
                 <w:rFonts w:ascii="Times New Roman" w:hAnsi="Times New Roman"/>
                 <w:b w:val="0"/>
-                <w:sz w:val="21"/>
-                <w:ea w:eastAsia="宋体"/>
+                <w:sz w:val="24"/>
+                <w:ea w:eastAsia="楷体"/>
               </w:rPr>
               <w:t>毕业论文（设计）选题</w:t>
             </w:r>
@@ -557,25 +699,25 @@
         <w:tc>
           <w:tcPr>
             <w:tcW w:type="dxa" w:w="2268"/>
+            <w:vAlign w:val="center"/>
             <w:tcBorders>
-              <w:top w:val="nil"/>
-              <w:bottom w:val="nil"/>
-              <w:left w:val="nil"/>
-              <w:right w:val="nil"/>
+              <w:top w:val="single" w:sz="4" w:space="0" w:color="000000"/>
+              <w:bottom w:val="single" w:sz="4" w:space="0" w:color="000000"/>
+              <w:left w:val="single" w:sz="4" w:space="0" w:color="000000"/>
+              <w:right w:val="single" w:sz="4" w:space="0" w:color="000000"/>
             </w:tcBorders>
-            <w:vAlign w:val="center"/>
           </w:tcPr>
           <w:p>
             <w:pPr>
-              <w:spacing w:line="240" w:lineRule="auto" w:before="0" w:after="0"/>
+              <w:spacing w:line="360" w:lineRule="auto" w:before="0" w:after="0"/>
               <w:jc w:val="center"/>
             </w:pPr>
             <w:r>
               <w:rPr>
                 <w:rFonts w:ascii="Times New Roman" w:hAnsi="Times New Roman"/>
                 <w:b w:val="0"/>
-                <w:sz w:val="21"/>
-                <w:ea w:eastAsia="宋体"/>
+                <w:sz w:val="24"/>
+                <w:ea w:eastAsia="楷体"/>
               </w:rPr>
               <w:t>2026年9月10日——9月20日</w:t>
             </w:r>
@@ -584,25 +726,25 @@
         <w:tc>
           <w:tcPr>
             <w:tcW w:type="dxa" w:w="1417"/>
+            <w:vAlign w:val="center"/>
             <w:tcBorders>
-              <w:top w:val="nil"/>
-              <w:bottom w:val="nil"/>
-              <w:left w:val="nil"/>
-              <w:right w:val="nil"/>
+              <w:top w:val="single" w:sz="4" w:space="0" w:color="000000"/>
+              <w:bottom w:val="single" w:sz="4" w:space="0" w:color="000000"/>
+              <w:left w:val="single" w:sz="4" w:space="0" w:color="000000"/>
+              <w:right w:val="single" w:sz="4" w:space="0" w:color="000000"/>
             </w:tcBorders>
-            <w:vAlign w:val="center"/>
           </w:tcPr>
           <w:p>
             <w:pPr>
-              <w:spacing w:line="240" w:lineRule="auto" w:before="0" w:after="0"/>
+              <w:spacing w:line="360" w:lineRule="auto" w:before="0" w:after="0"/>
               <w:jc w:val="center"/>
             </w:pPr>
             <w:r>
               <w:rPr>
                 <w:rFonts w:ascii="Times New Roman" w:hAnsi="Times New Roman"/>
                 <w:b w:val="0"/>
-                <w:sz w:val="21"/>
-                <w:ea w:eastAsia="宋体"/>
+                <w:sz w:val="24"/>
+                <w:ea w:eastAsia="楷体"/>
               </w:rPr>
               <w:t>已完成</w:t>
             </w:r>
@@ -613,25 +755,25 @@
         <w:tc>
           <w:tcPr>
             <w:tcW w:type="dxa" w:w="680"/>
+            <w:vAlign w:val="center"/>
             <w:tcBorders>
-              <w:top w:val="nil"/>
-              <w:bottom w:val="nil"/>
-              <w:left w:val="nil"/>
-              <w:right w:val="nil"/>
+              <w:top w:val="single" w:sz="4" w:space="0" w:color="000000"/>
+              <w:bottom w:val="single" w:sz="4" w:space="0" w:color="000000"/>
+              <w:left w:val="single" w:sz="4" w:space="0" w:color="000000"/>
+              <w:right w:val="single" w:sz="4" w:space="0" w:color="000000"/>
             </w:tcBorders>
-            <w:vAlign w:val="center"/>
           </w:tcPr>
           <w:p>
             <w:pPr>
-              <w:spacing w:line="240" w:lineRule="auto" w:before="0" w:after="0"/>
+              <w:spacing w:line="360" w:lineRule="auto" w:before="0" w:after="0"/>
               <w:jc w:val="center"/>
             </w:pPr>
             <w:r>
               <w:rPr>
                 <w:rFonts w:ascii="Times New Roman" w:hAnsi="Times New Roman"/>
                 <w:b w:val="0"/>
-                <w:sz w:val="21"/>
-                <w:ea w:eastAsia="宋体"/>
+                <w:sz w:val="24"/>
+                <w:ea w:eastAsia="楷体"/>
               </w:rPr>
               <w:t>2</w:t>
             </w:r>
@@ -640,25 +782,25 @@
         <w:tc>
           <w:tcPr>
             <w:tcW w:type="dxa" w:w="2835"/>
+            <w:vAlign w:val="center"/>
             <w:tcBorders>
-              <w:top w:val="nil"/>
-              <w:bottom w:val="nil"/>
-              <w:left w:val="nil"/>
-              <w:right w:val="nil"/>
+              <w:top w:val="single" w:sz="4" w:space="0" w:color="000000"/>
+              <w:bottom w:val="single" w:sz="4" w:space="0" w:color="000000"/>
+              <w:left w:val="single" w:sz="4" w:space="0" w:color="000000"/>
+              <w:right w:val="single" w:sz="4" w:space="0" w:color="000000"/>
             </w:tcBorders>
-            <w:vAlign w:val="center"/>
           </w:tcPr>
           <w:p>
             <w:pPr>
-              <w:spacing w:line="240" w:lineRule="auto" w:before="0" w:after="0"/>
+              <w:spacing w:line="360" w:lineRule="auto" w:before="0" w:after="0"/>
               <w:jc w:val="center"/>
             </w:pPr>
             <w:r>
               <w:rPr>
                 <w:rFonts w:ascii="Times New Roman" w:hAnsi="Times New Roman"/>
                 <w:b w:val="0"/>
-                <w:sz w:val="21"/>
-                <w:ea w:eastAsia="宋体"/>
+                <w:sz w:val="24"/>
+                <w:ea w:eastAsia="楷体"/>
               </w:rPr>
               <w:t>撰写开题报告</w:t>
             </w:r>
@@ -667,25 +809,25 @@
         <w:tc>
           <w:tcPr>
             <w:tcW w:type="dxa" w:w="2268"/>
+            <w:vAlign w:val="center"/>
             <w:tcBorders>
-              <w:top w:val="nil"/>
-              <w:bottom w:val="nil"/>
-              <w:left w:val="nil"/>
-              <w:right w:val="nil"/>
+              <w:top w:val="single" w:sz="4" w:space="0" w:color="000000"/>
+              <w:bottom w:val="single" w:sz="4" w:space="0" w:color="000000"/>
+              <w:left w:val="single" w:sz="4" w:space="0" w:color="000000"/>
+              <w:right w:val="single" w:sz="4" w:space="0" w:color="000000"/>
             </w:tcBorders>
-            <w:vAlign w:val="center"/>
           </w:tcPr>
           <w:p>
             <w:pPr>
-              <w:spacing w:line="240" w:lineRule="auto" w:before="0" w:after="0"/>
+              <w:spacing w:line="360" w:lineRule="auto" w:before="0" w:after="0"/>
               <w:jc w:val="center"/>
             </w:pPr>
             <w:r>
               <w:rPr>
                 <w:rFonts w:ascii="Times New Roman" w:hAnsi="Times New Roman"/>
                 <w:b w:val="0"/>
-                <w:sz w:val="21"/>
-                <w:ea w:eastAsia="宋体"/>
+                <w:sz w:val="24"/>
+                <w:ea w:eastAsia="楷体"/>
               </w:rPr>
               <w:t>2026年9月21日——9月30日</w:t>
             </w:r>
@@ -694,25 +836,25 @@
         <w:tc>
           <w:tcPr>
             <w:tcW w:type="dxa" w:w="1417"/>
+            <w:vAlign w:val="center"/>
             <w:tcBorders>
-              <w:top w:val="nil"/>
-              <w:bottom w:val="nil"/>
-              <w:left w:val="nil"/>
-              <w:right w:val="nil"/>
+              <w:top w:val="single" w:sz="4" w:space="0" w:color="000000"/>
+              <w:bottom w:val="single" w:sz="4" w:space="0" w:color="000000"/>
+              <w:left w:val="single" w:sz="4" w:space="0" w:color="000000"/>
+              <w:right w:val="single" w:sz="4" w:space="0" w:color="000000"/>
             </w:tcBorders>
-            <w:vAlign w:val="center"/>
           </w:tcPr>
           <w:p>
             <w:pPr>
-              <w:spacing w:line="240" w:lineRule="auto" w:before="0" w:after="0"/>
+              <w:spacing w:line="360" w:lineRule="auto" w:before="0" w:after="0"/>
               <w:jc w:val="center"/>
             </w:pPr>
             <w:r>
               <w:rPr>
                 <w:rFonts w:ascii="Times New Roman" w:hAnsi="Times New Roman"/>
                 <w:b w:val="0"/>
-                <w:sz w:val="21"/>
-                <w:ea w:eastAsia="宋体"/>
+                <w:sz w:val="24"/>
+                <w:ea w:eastAsia="楷体"/>
               </w:rPr>
               <w:t>进行中</w:t>
             </w:r>
@@ -723,25 +865,25 @@
         <w:tc>
           <w:tcPr>
             <w:tcW w:type="dxa" w:w="680"/>
+            <w:vAlign w:val="center"/>
             <w:tcBorders>
-              <w:top w:val="nil"/>
-              <w:bottom w:val="nil"/>
-              <w:left w:val="nil"/>
-              <w:right w:val="nil"/>
+              <w:top w:val="single" w:sz="4" w:space="0" w:color="000000"/>
+              <w:bottom w:val="single" w:sz="4" w:space="0" w:color="000000"/>
+              <w:left w:val="single" w:sz="4" w:space="0" w:color="000000"/>
+              <w:right w:val="single" w:sz="4" w:space="0" w:color="000000"/>
             </w:tcBorders>
-            <w:vAlign w:val="center"/>
           </w:tcPr>
           <w:p>
             <w:pPr>
-              <w:spacing w:line="240" w:lineRule="auto" w:before="0" w:after="0"/>
+              <w:spacing w:line="360" w:lineRule="auto" w:before="0" w:after="0"/>
               <w:jc w:val="center"/>
             </w:pPr>
             <w:r>
               <w:rPr>
                 <w:rFonts w:ascii="Times New Roman" w:hAnsi="Times New Roman"/>
                 <w:b w:val="0"/>
-                <w:sz w:val="21"/>
-                <w:ea w:eastAsia="宋体"/>
+                <w:sz w:val="24"/>
+                <w:ea w:eastAsia="楷体"/>
               </w:rPr>
               <w:t>3</w:t>
             </w:r>
@@ -750,25 +892,25 @@
         <w:tc>
           <w:tcPr>
             <w:tcW w:type="dxa" w:w="2835"/>
+            <w:vAlign w:val="center"/>
             <w:tcBorders>
-              <w:top w:val="nil"/>
-              <w:bottom w:val="nil"/>
-              <w:left w:val="nil"/>
-              <w:right w:val="nil"/>
+              <w:top w:val="single" w:sz="4" w:space="0" w:color="000000"/>
+              <w:bottom w:val="single" w:sz="4" w:space="0" w:color="000000"/>
+              <w:left w:val="single" w:sz="4" w:space="0" w:color="000000"/>
+              <w:right w:val="single" w:sz="4" w:space="0" w:color="000000"/>
             </w:tcBorders>
-            <w:vAlign w:val="center"/>
           </w:tcPr>
           <w:p>
             <w:pPr>
-              <w:spacing w:line="240" w:lineRule="auto" w:before="0" w:after="0"/>
+              <w:spacing w:line="360" w:lineRule="auto" w:before="0" w:after="0"/>
               <w:jc w:val="center"/>
             </w:pPr>
             <w:r>
               <w:rPr>
                 <w:rFonts w:ascii="Times New Roman" w:hAnsi="Times New Roman"/>
                 <w:b w:val="0"/>
-                <w:sz w:val="21"/>
-                <w:ea w:eastAsia="宋体"/>
+                <w:sz w:val="24"/>
+                <w:ea w:eastAsia="楷体"/>
               </w:rPr>
               <w:t>毕业论文（设计）开题</w:t>
             </w:r>
@@ -777,25 +919,25 @@
         <w:tc>
           <w:tcPr>
             <w:tcW w:type="dxa" w:w="2268"/>
+            <w:vAlign w:val="center"/>
             <w:tcBorders>
-              <w:top w:val="nil"/>
-              <w:bottom w:val="nil"/>
-              <w:left w:val="nil"/>
-              <w:right w:val="nil"/>
+              <w:top w:val="single" w:sz="4" w:space="0" w:color="000000"/>
+              <w:bottom w:val="single" w:sz="4" w:space="0" w:color="000000"/>
+              <w:left w:val="single" w:sz="4" w:space="0" w:color="000000"/>
+              <w:right w:val="single" w:sz="4" w:space="0" w:color="000000"/>
             </w:tcBorders>
-            <w:vAlign w:val="center"/>
           </w:tcPr>
           <w:p>
             <w:pPr>
-              <w:spacing w:line="240" w:lineRule="auto" w:before="0" w:after="0"/>
+              <w:spacing w:line="360" w:lineRule="auto" w:before="0" w:after="0"/>
               <w:jc w:val="center"/>
             </w:pPr>
             <w:r>
               <w:rPr>
                 <w:rFonts w:ascii="Times New Roman" w:hAnsi="Times New Roman"/>
                 <w:b w:val="0"/>
-                <w:sz w:val="21"/>
-                <w:ea w:eastAsia="宋体"/>
+                <w:sz w:val="24"/>
+                <w:ea w:eastAsia="楷体"/>
               </w:rPr>
               <w:t>2026年10月1日——10月15日</w:t>
             </w:r>
@@ -804,25 +946,25 @@
         <w:tc>
           <w:tcPr>
             <w:tcW w:type="dxa" w:w="1417"/>
+            <w:vAlign w:val="center"/>
             <w:tcBorders>
-              <w:top w:val="nil"/>
-              <w:bottom w:val="nil"/>
-              <w:left w:val="nil"/>
-              <w:right w:val="nil"/>
+              <w:top w:val="single" w:sz="4" w:space="0" w:color="000000"/>
+              <w:bottom w:val="single" w:sz="4" w:space="0" w:color="000000"/>
+              <w:left w:val="single" w:sz="4" w:space="0" w:color="000000"/>
+              <w:right w:val="single" w:sz="4" w:space="0" w:color="000000"/>
             </w:tcBorders>
-            <w:vAlign w:val="center"/>
           </w:tcPr>
           <w:p>
             <w:pPr>
-              <w:spacing w:line="240" w:lineRule="auto" w:before="0" w:after="0"/>
+              <w:spacing w:line="360" w:lineRule="auto" w:before="0" w:after="0"/>
               <w:jc w:val="center"/>
             </w:pPr>
             <w:r>
               <w:rPr>
                 <w:rFonts w:ascii="Times New Roman" w:hAnsi="Times New Roman"/>
                 <w:b w:val="0"/>
-                <w:sz w:val="21"/>
-                <w:ea w:eastAsia="宋体"/>
+                <w:sz w:val="24"/>
+                <w:ea w:eastAsia="楷体"/>
               </w:rPr>
               <w:t>待进行</w:t>
             </w:r>
@@ -833,25 +975,25 @@
         <w:tc>
           <w:tcPr>
             <w:tcW w:type="dxa" w:w="680"/>
+            <w:vAlign w:val="center"/>
             <w:tcBorders>
-              <w:top w:val="nil"/>
-              <w:bottom w:val="nil"/>
-              <w:left w:val="nil"/>
-              <w:right w:val="nil"/>
+              <w:top w:val="single" w:sz="4" w:space="0" w:color="000000"/>
+              <w:bottom w:val="single" w:sz="4" w:space="0" w:color="000000"/>
+              <w:left w:val="single" w:sz="4" w:space="0" w:color="000000"/>
+              <w:right w:val="single" w:sz="4" w:space="0" w:color="000000"/>
             </w:tcBorders>
-            <w:vAlign w:val="center"/>
           </w:tcPr>
           <w:p>
             <w:pPr>
-              <w:spacing w:line="240" w:lineRule="auto" w:before="0" w:after="0"/>
+              <w:spacing w:line="360" w:lineRule="auto" w:before="0" w:after="0"/>
               <w:jc w:val="center"/>
             </w:pPr>
             <w:r>
               <w:rPr>
                 <w:rFonts w:ascii="Times New Roman" w:hAnsi="Times New Roman"/>
                 <w:b w:val="0"/>
-                <w:sz w:val="21"/>
-                <w:ea w:eastAsia="宋体"/>
+                <w:sz w:val="24"/>
+                <w:ea w:eastAsia="楷体"/>
               </w:rPr>
               <w:t>4</w:t>
             </w:r>
@@ -860,25 +1002,25 @@
         <w:tc>
           <w:tcPr>
             <w:tcW w:type="dxa" w:w="2835"/>
+            <w:vAlign w:val="center"/>
             <w:tcBorders>
-              <w:top w:val="nil"/>
-              <w:bottom w:val="nil"/>
-              <w:left w:val="nil"/>
-              <w:right w:val="nil"/>
+              <w:top w:val="single" w:sz="4" w:space="0" w:color="000000"/>
+              <w:bottom w:val="single" w:sz="4" w:space="0" w:color="000000"/>
+              <w:left w:val="single" w:sz="4" w:space="0" w:color="000000"/>
+              <w:right w:val="single" w:sz="4" w:space="0" w:color="000000"/>
             </w:tcBorders>
-            <w:vAlign w:val="center"/>
           </w:tcPr>
           <w:p>
             <w:pPr>
-              <w:spacing w:line="240" w:lineRule="auto" w:before="0" w:after="0"/>
+              <w:spacing w:line="360" w:lineRule="auto" w:before="0" w:after="0"/>
               <w:jc w:val="center"/>
             </w:pPr>
             <w:r>
               <w:rPr>
                 <w:rFonts w:ascii="Times New Roman" w:hAnsi="Times New Roman"/>
                 <w:b w:val="0"/>
-                <w:sz w:val="21"/>
-                <w:ea w:eastAsia="宋体"/>
+                <w:sz w:val="24"/>
+                <w:ea w:eastAsia="楷体"/>
               </w:rPr>
               <w:t>毕业论文（设计）初稿</w:t>
             </w:r>
@@ -887,25 +1029,25 @@
         <w:tc>
           <w:tcPr>
             <w:tcW w:type="dxa" w:w="2268"/>
+            <w:vAlign w:val="center"/>
             <w:tcBorders>
-              <w:top w:val="nil"/>
-              <w:bottom w:val="nil"/>
-              <w:left w:val="nil"/>
-              <w:right w:val="nil"/>
+              <w:top w:val="single" w:sz="4" w:space="0" w:color="000000"/>
+              <w:bottom w:val="single" w:sz="4" w:space="0" w:color="000000"/>
+              <w:left w:val="single" w:sz="4" w:space="0" w:color="000000"/>
+              <w:right w:val="single" w:sz="4" w:space="0" w:color="000000"/>
             </w:tcBorders>
-            <w:vAlign w:val="center"/>
           </w:tcPr>
           <w:p>
             <w:pPr>
-              <w:spacing w:line="240" w:lineRule="auto" w:before="0" w:after="0"/>
+              <w:spacing w:line="360" w:lineRule="auto" w:before="0" w:after="0"/>
               <w:jc w:val="center"/>
             </w:pPr>
             <w:r>
               <w:rPr>
                 <w:rFonts w:ascii="Times New Roman" w:hAnsi="Times New Roman"/>
                 <w:b w:val="0"/>
-                <w:sz w:val="21"/>
-                <w:ea w:eastAsia="宋体"/>
+                <w:sz w:val="24"/>
+                <w:ea w:eastAsia="楷体"/>
               </w:rPr>
               <w:t>2026年10月16日——2027年1月31日</w:t>
             </w:r>
@@ -914,25 +1056,25 @@
         <w:tc>
           <w:tcPr>
             <w:tcW w:type="dxa" w:w="1417"/>
+            <w:vAlign w:val="center"/>
             <w:tcBorders>
-              <w:top w:val="nil"/>
-              <w:bottom w:val="nil"/>
-              <w:left w:val="nil"/>
-              <w:right w:val="nil"/>
+              <w:top w:val="single" w:sz="4" w:space="0" w:color="000000"/>
+              <w:bottom w:val="single" w:sz="4" w:space="0" w:color="000000"/>
+              <w:left w:val="single" w:sz="4" w:space="0" w:color="000000"/>
+              <w:right w:val="single" w:sz="4" w:space="0" w:color="000000"/>
             </w:tcBorders>
-            <w:vAlign w:val="center"/>
           </w:tcPr>
           <w:p>
             <w:pPr>
-              <w:spacing w:line="240" w:lineRule="auto" w:before="0" w:after="0"/>
+              <w:spacing w:line="360" w:lineRule="auto" w:before="0" w:after="0"/>
               <w:jc w:val="center"/>
             </w:pPr>
             <w:r>
               <w:rPr>
                 <w:rFonts w:ascii="Times New Roman" w:hAnsi="Times New Roman"/>
                 <w:b w:val="0"/>
-                <w:sz w:val="21"/>
-                <w:ea w:eastAsia="宋体"/>
+                <w:sz w:val="24"/>
+                <w:ea w:eastAsia="楷体"/>
               </w:rPr>
             </w:r>
           </w:p>
@@ -942,25 +1084,25 @@
         <w:tc>
           <w:tcPr>
             <w:tcW w:type="dxa" w:w="680"/>
+            <w:vAlign w:val="center"/>
             <w:tcBorders>
-              <w:top w:val="nil"/>
-              <w:bottom w:val="nil"/>
-              <w:left w:val="nil"/>
-              <w:right w:val="nil"/>
+              <w:top w:val="single" w:sz="4" w:space="0" w:color="000000"/>
+              <w:bottom w:val="single" w:sz="4" w:space="0" w:color="000000"/>
+              <w:left w:val="single" w:sz="4" w:space="0" w:color="000000"/>
+              <w:right w:val="single" w:sz="4" w:space="0" w:color="000000"/>
             </w:tcBorders>
-            <w:vAlign w:val="center"/>
           </w:tcPr>
           <w:p>
             <w:pPr>
-              <w:spacing w:line="240" w:lineRule="auto" w:before="0" w:after="0"/>
+              <w:spacing w:line="360" w:lineRule="auto" w:before="0" w:after="0"/>
               <w:jc w:val="center"/>
             </w:pPr>
             <w:r>
               <w:rPr>
                 <w:rFonts w:ascii="Times New Roman" w:hAnsi="Times New Roman"/>
                 <w:b w:val="0"/>
-                <w:sz w:val="21"/>
-                <w:ea w:eastAsia="宋体"/>
+                <w:sz w:val="24"/>
+                <w:ea w:eastAsia="楷体"/>
               </w:rPr>
               <w:t>5</w:t>
             </w:r>
@@ -969,25 +1111,25 @@
         <w:tc>
           <w:tcPr>
             <w:tcW w:type="dxa" w:w="2835"/>
+            <w:vAlign w:val="center"/>
             <w:tcBorders>
-              <w:top w:val="nil"/>
-              <w:bottom w:val="nil"/>
-              <w:left w:val="nil"/>
-              <w:right w:val="nil"/>
+              <w:top w:val="single" w:sz="4" w:space="0" w:color="000000"/>
+              <w:bottom w:val="single" w:sz="4" w:space="0" w:color="000000"/>
+              <w:left w:val="single" w:sz="4" w:space="0" w:color="000000"/>
+              <w:right w:val="single" w:sz="4" w:space="0" w:color="000000"/>
             </w:tcBorders>
-            <w:vAlign w:val="center"/>
           </w:tcPr>
           <w:p>
             <w:pPr>
-              <w:spacing w:line="240" w:lineRule="auto" w:before="0" w:after="0"/>
+              <w:spacing w:line="360" w:lineRule="auto" w:before="0" w:after="0"/>
               <w:jc w:val="center"/>
             </w:pPr>
             <w:r>
               <w:rPr>
                 <w:rFonts w:ascii="Times New Roman" w:hAnsi="Times New Roman"/>
                 <w:b w:val="0"/>
-                <w:sz w:val="21"/>
-                <w:ea w:eastAsia="宋体"/>
+                <w:sz w:val="24"/>
+                <w:ea w:eastAsia="楷体"/>
               </w:rPr>
               <w:t>中期检查</w:t>
             </w:r>
@@ -996,25 +1138,25 @@
         <w:tc>
           <w:tcPr>
             <w:tcW w:type="dxa" w:w="2268"/>
+            <w:vAlign w:val="center"/>
             <w:tcBorders>
-              <w:top w:val="nil"/>
-              <w:bottom w:val="nil"/>
-              <w:left w:val="nil"/>
-              <w:right w:val="nil"/>
+              <w:top w:val="single" w:sz="4" w:space="0" w:color="000000"/>
+              <w:bottom w:val="single" w:sz="4" w:space="0" w:color="000000"/>
+              <w:left w:val="single" w:sz="4" w:space="0" w:color="000000"/>
+              <w:right w:val="single" w:sz="4" w:space="0" w:color="000000"/>
             </w:tcBorders>
-            <w:vAlign w:val="center"/>
           </w:tcPr>
           <w:p>
             <w:pPr>
-              <w:spacing w:line="240" w:lineRule="auto" w:before="0" w:after="0"/>
+              <w:spacing w:line="360" w:lineRule="auto" w:before="0" w:after="0"/>
               <w:jc w:val="center"/>
             </w:pPr>
             <w:r>
               <w:rPr>
                 <w:rFonts w:ascii="Times New Roman" w:hAnsi="Times New Roman"/>
                 <w:b w:val="0"/>
-                <w:sz w:val="21"/>
-                <w:ea w:eastAsia="宋体"/>
+                <w:sz w:val="24"/>
+                <w:ea w:eastAsia="楷体"/>
               </w:rPr>
               <w:t>2027年2月1日——2月7日</w:t>
             </w:r>
@@ -1023,25 +1165,25 @@
         <w:tc>
           <w:tcPr>
             <w:tcW w:type="dxa" w:w="1417"/>
+            <w:vAlign w:val="center"/>
             <w:tcBorders>
-              <w:top w:val="nil"/>
-              <w:bottom w:val="nil"/>
-              <w:left w:val="nil"/>
-              <w:right w:val="nil"/>
+              <w:top w:val="single" w:sz="4" w:space="0" w:color="000000"/>
+              <w:bottom w:val="single" w:sz="4" w:space="0" w:color="000000"/>
+              <w:left w:val="single" w:sz="4" w:space="0" w:color="000000"/>
+              <w:right w:val="single" w:sz="4" w:space="0" w:color="000000"/>
             </w:tcBorders>
-            <w:vAlign w:val="center"/>
           </w:tcPr>
           <w:p>
             <w:pPr>
-              <w:spacing w:line="240" w:lineRule="auto" w:before="0" w:after="0"/>
+              <w:spacing w:line="360" w:lineRule="auto" w:before="0" w:after="0"/>
               <w:jc w:val="center"/>
             </w:pPr>
             <w:r>
               <w:rPr>
                 <w:rFonts w:ascii="Times New Roman" w:hAnsi="Times New Roman"/>
                 <w:b w:val="0"/>
-                <w:sz w:val="21"/>
-                <w:ea w:eastAsia="宋体"/>
+                <w:sz w:val="24"/>
+                <w:ea w:eastAsia="楷体"/>
               </w:rPr>
             </w:r>
           </w:p>
@@ -1051,25 +1193,25 @@
         <w:tc>
           <w:tcPr>
             <w:tcW w:type="dxa" w:w="680"/>
+            <w:vAlign w:val="center"/>
             <w:tcBorders>
-              <w:top w:val="nil"/>
-              <w:bottom w:val="nil"/>
-              <w:left w:val="nil"/>
-              <w:right w:val="nil"/>
+              <w:top w:val="single" w:sz="4" w:space="0" w:color="000000"/>
+              <w:bottom w:val="single" w:sz="4" w:space="0" w:color="000000"/>
+              <w:left w:val="single" w:sz="4" w:space="0" w:color="000000"/>
+              <w:right w:val="single" w:sz="4" w:space="0" w:color="000000"/>
             </w:tcBorders>
-            <w:vAlign w:val="center"/>
           </w:tcPr>
           <w:p>
             <w:pPr>
-              <w:spacing w:line="240" w:lineRule="auto" w:before="0" w:after="0"/>
+              <w:spacing w:line="360" w:lineRule="auto" w:before="0" w:after="0"/>
               <w:jc w:val="center"/>
             </w:pPr>
             <w:r>
               <w:rPr>
                 <w:rFonts w:ascii="Times New Roman" w:hAnsi="Times New Roman"/>
                 <w:b w:val="0"/>
-                <w:sz w:val="21"/>
-                <w:ea w:eastAsia="宋体"/>
+                <w:sz w:val="24"/>
+                <w:ea w:eastAsia="楷体"/>
               </w:rPr>
               <w:t>6</w:t>
             </w:r>
@@ -1078,25 +1220,25 @@
         <w:tc>
           <w:tcPr>
             <w:tcW w:type="dxa" w:w="2835"/>
+            <w:vAlign w:val="center"/>
             <w:tcBorders>
-              <w:top w:val="nil"/>
-              <w:bottom w:val="nil"/>
-              <w:left w:val="nil"/>
-              <w:right w:val="nil"/>
+              <w:top w:val="single" w:sz="4" w:space="0" w:color="000000"/>
+              <w:bottom w:val="single" w:sz="4" w:space="0" w:color="000000"/>
+              <w:left w:val="single" w:sz="4" w:space="0" w:color="000000"/>
+              <w:right w:val="single" w:sz="4" w:space="0" w:color="000000"/>
             </w:tcBorders>
-            <w:vAlign w:val="center"/>
           </w:tcPr>
           <w:p>
             <w:pPr>
-              <w:spacing w:line="240" w:lineRule="auto" w:before="0" w:after="0"/>
+              <w:spacing w:line="360" w:lineRule="auto" w:before="0" w:after="0"/>
               <w:jc w:val="center"/>
             </w:pPr>
             <w:r>
               <w:rPr>
                 <w:rFonts w:ascii="Times New Roman" w:hAnsi="Times New Roman"/>
                 <w:b w:val="0"/>
-                <w:sz w:val="21"/>
-                <w:ea w:eastAsia="宋体"/>
+                <w:sz w:val="24"/>
+                <w:ea w:eastAsia="楷体"/>
               </w:rPr>
               <w:t>毕业论文（设计）二稿</w:t>
             </w:r>
@@ -1105,25 +1247,25 @@
         <w:tc>
           <w:tcPr>
             <w:tcW w:type="dxa" w:w="2268"/>
+            <w:vAlign w:val="center"/>
             <w:tcBorders>
-              <w:top w:val="nil"/>
-              <w:bottom w:val="nil"/>
-              <w:left w:val="nil"/>
-              <w:right w:val="nil"/>
+              <w:top w:val="single" w:sz="4" w:space="0" w:color="000000"/>
+              <w:bottom w:val="single" w:sz="4" w:space="0" w:color="000000"/>
+              <w:left w:val="single" w:sz="4" w:space="0" w:color="000000"/>
+              <w:right w:val="single" w:sz="4" w:space="0" w:color="000000"/>
             </w:tcBorders>
-            <w:vAlign w:val="center"/>
           </w:tcPr>
           <w:p>
             <w:pPr>
-              <w:spacing w:line="240" w:lineRule="auto" w:before="0" w:after="0"/>
+              <w:spacing w:line="360" w:lineRule="auto" w:before="0" w:after="0"/>
               <w:jc w:val="center"/>
             </w:pPr>
             <w:r>
               <w:rPr>
                 <w:rFonts w:ascii="Times New Roman" w:hAnsi="Times New Roman"/>
                 <w:b w:val="0"/>
-                <w:sz w:val="21"/>
-                <w:ea w:eastAsia="宋体"/>
+                <w:sz w:val="24"/>
+                <w:ea w:eastAsia="楷体"/>
               </w:rPr>
               <w:t>2027年2月8日——3月7日</w:t>
             </w:r>
@@ -1132,25 +1274,25 @@
         <w:tc>
           <w:tcPr>
             <w:tcW w:type="dxa" w:w="1417"/>
+            <w:vAlign w:val="center"/>
             <w:tcBorders>
-              <w:top w:val="nil"/>
-              <w:bottom w:val="nil"/>
-              <w:left w:val="nil"/>
-              <w:right w:val="nil"/>
+              <w:top w:val="single" w:sz="4" w:space="0" w:color="000000"/>
+              <w:bottom w:val="single" w:sz="4" w:space="0" w:color="000000"/>
+              <w:left w:val="single" w:sz="4" w:space="0" w:color="000000"/>
+              <w:right w:val="single" w:sz="4" w:space="0" w:color="000000"/>
             </w:tcBorders>
-            <w:vAlign w:val="center"/>
           </w:tcPr>
           <w:p>
             <w:pPr>
-              <w:spacing w:line="240" w:lineRule="auto" w:before="0" w:after="0"/>
+              <w:spacing w:line="360" w:lineRule="auto" w:before="0" w:after="0"/>
               <w:jc w:val="center"/>
             </w:pPr>
             <w:r>
               <w:rPr>
                 <w:rFonts w:ascii="Times New Roman" w:hAnsi="Times New Roman"/>
                 <w:b w:val="0"/>
-                <w:sz w:val="21"/>
-                <w:ea w:eastAsia="宋体"/>
+                <w:sz w:val="24"/>
+                <w:ea w:eastAsia="楷体"/>
               </w:rPr>
             </w:r>
           </w:p>
@@ -1160,25 +1302,25 @@
         <w:tc>
           <w:tcPr>
             <w:tcW w:type="dxa" w:w="680"/>
+            <w:vAlign w:val="center"/>
             <w:tcBorders>
-              <w:top w:val="nil"/>
-              <w:bottom w:val="nil"/>
-              <w:left w:val="nil"/>
-              <w:right w:val="nil"/>
+              <w:top w:val="single" w:sz="4" w:space="0" w:color="000000"/>
+              <w:bottom w:val="single" w:sz="4" w:space="0" w:color="000000"/>
+              <w:left w:val="single" w:sz="4" w:space="0" w:color="000000"/>
+              <w:right w:val="single" w:sz="4" w:space="0" w:color="000000"/>
             </w:tcBorders>
-            <w:vAlign w:val="center"/>
           </w:tcPr>
           <w:p>
             <w:pPr>
-              <w:spacing w:line="240" w:lineRule="auto" w:before="0" w:after="0"/>
+              <w:spacing w:line="360" w:lineRule="auto" w:before="0" w:after="0"/>
               <w:jc w:val="center"/>
             </w:pPr>
             <w:r>
               <w:rPr>
                 <w:rFonts w:ascii="Times New Roman" w:hAnsi="Times New Roman"/>
                 <w:b w:val="0"/>
-                <w:sz w:val="21"/>
-                <w:ea w:eastAsia="宋体"/>
+                <w:sz w:val="24"/>
+                <w:ea w:eastAsia="楷体"/>
               </w:rPr>
               <w:t>7</w:t>
             </w:r>
@@ -1187,25 +1329,25 @@
         <w:tc>
           <w:tcPr>
             <w:tcW w:type="dxa" w:w="2835"/>
+            <w:vAlign w:val="center"/>
             <w:tcBorders>
-              <w:top w:val="nil"/>
-              <w:bottom w:val="nil"/>
-              <w:left w:val="nil"/>
-              <w:right w:val="nil"/>
+              <w:top w:val="single" w:sz="4" w:space="0" w:color="000000"/>
+              <w:bottom w:val="single" w:sz="4" w:space="0" w:color="000000"/>
+              <w:left w:val="single" w:sz="4" w:space="0" w:color="000000"/>
+              <w:right w:val="single" w:sz="4" w:space="0" w:color="000000"/>
             </w:tcBorders>
-            <w:vAlign w:val="center"/>
           </w:tcPr>
           <w:p>
             <w:pPr>
-              <w:spacing w:line="240" w:lineRule="auto" w:before="0" w:after="0"/>
+              <w:spacing w:line="360" w:lineRule="auto" w:before="0" w:after="0"/>
               <w:jc w:val="center"/>
             </w:pPr>
             <w:r>
               <w:rPr>
                 <w:rFonts w:ascii="Times New Roman" w:hAnsi="Times New Roman"/>
                 <w:b w:val="0"/>
-                <w:sz w:val="21"/>
-                <w:ea w:eastAsia="宋体"/>
+                <w:sz w:val="24"/>
+                <w:ea w:eastAsia="楷体"/>
               </w:rPr>
               <w:t>毕业论文（设计）定稿</w:t>
             </w:r>
@@ -1214,25 +1356,25 @@
         <w:tc>
           <w:tcPr>
             <w:tcW w:type="dxa" w:w="2268"/>
+            <w:vAlign w:val="center"/>
             <w:tcBorders>
-              <w:top w:val="nil"/>
-              <w:bottom w:val="nil"/>
-              <w:left w:val="nil"/>
-              <w:right w:val="nil"/>
+              <w:top w:val="single" w:sz="4" w:space="0" w:color="000000"/>
+              <w:bottom w:val="single" w:sz="4" w:space="0" w:color="000000"/>
+              <w:left w:val="single" w:sz="4" w:space="0" w:color="000000"/>
+              <w:right w:val="single" w:sz="4" w:space="0" w:color="000000"/>
             </w:tcBorders>
-            <w:vAlign w:val="center"/>
           </w:tcPr>
           <w:p>
             <w:pPr>
-              <w:spacing w:line="240" w:lineRule="auto" w:before="0" w:after="0"/>
+              <w:spacing w:line="360" w:lineRule="auto" w:before="0" w:after="0"/>
               <w:jc w:val="center"/>
             </w:pPr>
             <w:r>
               <w:rPr>
                 <w:rFonts w:ascii="Times New Roman" w:hAnsi="Times New Roman"/>
                 <w:b w:val="0"/>
-                <w:sz w:val="21"/>
-                <w:ea w:eastAsia="宋体"/>
+                <w:sz w:val="24"/>
+                <w:ea w:eastAsia="楷体"/>
               </w:rPr>
               <w:t>2027年3月8日——3月28日</w:t>
             </w:r>
@@ -1241,25 +1383,25 @@
         <w:tc>
           <w:tcPr>
             <w:tcW w:type="dxa" w:w="1417"/>
+            <w:vAlign w:val="center"/>
             <w:tcBorders>
-              <w:top w:val="nil"/>
-              <w:bottom w:val="nil"/>
-              <w:left w:val="nil"/>
-              <w:right w:val="nil"/>
+              <w:top w:val="single" w:sz="4" w:space="0" w:color="000000"/>
+              <w:bottom w:val="single" w:sz="4" w:space="0" w:color="000000"/>
+              <w:left w:val="single" w:sz="4" w:space="0" w:color="000000"/>
+              <w:right w:val="single" w:sz="4" w:space="0" w:color="000000"/>
             </w:tcBorders>
-            <w:vAlign w:val="center"/>
           </w:tcPr>
           <w:p>
             <w:pPr>
-              <w:spacing w:line="240" w:lineRule="auto" w:before="0" w:after="0"/>
+              <w:spacing w:line="360" w:lineRule="auto" w:before="0" w:after="0"/>
               <w:jc w:val="center"/>
             </w:pPr>
             <w:r>
               <w:rPr>
                 <w:rFonts w:ascii="Times New Roman" w:hAnsi="Times New Roman"/>
                 <w:b w:val="0"/>
-                <w:sz w:val="21"/>
-                <w:ea w:eastAsia="宋体"/>
+                <w:sz w:val="24"/>
+                <w:ea w:eastAsia="楷体"/>
               </w:rPr>
             </w:r>
           </w:p>
@@ -1269,25 +1411,25 @@
         <w:tc>
           <w:tcPr>
             <w:tcW w:type="dxa" w:w="680"/>
+            <w:vAlign w:val="center"/>
             <w:tcBorders>
-              <w:top w:val="nil"/>
-              <w:bottom w:val="nil"/>
-              <w:left w:val="nil"/>
-              <w:right w:val="nil"/>
+              <w:top w:val="single" w:sz="4" w:space="0" w:color="000000"/>
+              <w:bottom w:val="single" w:sz="4" w:space="0" w:color="000000"/>
+              <w:left w:val="single" w:sz="4" w:space="0" w:color="000000"/>
+              <w:right w:val="single" w:sz="4" w:space="0" w:color="000000"/>
             </w:tcBorders>
-            <w:vAlign w:val="center"/>
           </w:tcPr>
           <w:p>
             <w:pPr>
-              <w:spacing w:line="240" w:lineRule="auto" w:before="0" w:after="0"/>
+              <w:spacing w:line="360" w:lineRule="auto" w:before="0" w:after="0"/>
               <w:jc w:val="center"/>
             </w:pPr>
             <w:r>
               <w:rPr>
                 <w:rFonts w:ascii="Times New Roman" w:hAnsi="Times New Roman"/>
                 <w:b w:val="0"/>
-                <w:sz w:val="21"/>
-                <w:ea w:eastAsia="宋体"/>
+                <w:sz w:val="24"/>
+                <w:ea w:eastAsia="楷体"/>
               </w:rPr>
               <w:t>8</w:t>
             </w:r>
@@ -1296,25 +1438,25 @@
         <w:tc>
           <w:tcPr>
             <w:tcW w:type="dxa" w:w="2835"/>
+            <w:vAlign w:val="center"/>
             <w:tcBorders>
-              <w:top w:val="nil"/>
-              <w:bottom w:val="nil"/>
-              <w:left w:val="nil"/>
-              <w:right w:val="nil"/>
+              <w:top w:val="single" w:sz="4" w:space="0" w:color="000000"/>
+              <w:bottom w:val="single" w:sz="4" w:space="0" w:color="000000"/>
+              <w:left w:val="single" w:sz="4" w:space="0" w:color="000000"/>
+              <w:right w:val="single" w:sz="4" w:space="0" w:color="000000"/>
             </w:tcBorders>
-            <w:vAlign w:val="center"/>
           </w:tcPr>
           <w:p>
             <w:pPr>
-              <w:spacing w:line="240" w:lineRule="auto" w:before="0" w:after="0"/>
+              <w:spacing w:line="360" w:lineRule="auto" w:before="0" w:after="0"/>
               <w:jc w:val="center"/>
             </w:pPr>
             <w:r>
               <w:rPr>
                 <w:rFonts w:ascii="Times New Roman" w:hAnsi="Times New Roman"/>
                 <w:b w:val="0"/>
-                <w:sz w:val="21"/>
-                <w:ea w:eastAsia="宋体"/>
+                <w:sz w:val="24"/>
+                <w:ea w:eastAsia="楷体"/>
               </w:rPr>
               <w:t>毕业论文（设计）检测</w:t>
             </w:r>
@@ -1323,25 +1465,25 @@
         <w:tc>
           <w:tcPr>
             <w:tcW w:type="dxa" w:w="2268"/>
+            <w:vAlign w:val="center"/>
             <w:tcBorders>
-              <w:top w:val="nil"/>
-              <w:bottom w:val="nil"/>
-              <w:left w:val="nil"/>
-              <w:right w:val="nil"/>
+              <w:top w:val="single" w:sz="4" w:space="0" w:color="000000"/>
+              <w:bottom w:val="single" w:sz="4" w:space="0" w:color="000000"/>
+              <w:left w:val="single" w:sz="4" w:space="0" w:color="000000"/>
+              <w:right w:val="single" w:sz="4" w:space="0" w:color="000000"/>
             </w:tcBorders>
-            <w:vAlign w:val="center"/>
           </w:tcPr>
           <w:p>
             <w:pPr>
-              <w:spacing w:line="240" w:lineRule="auto" w:before="0" w:after="0"/>
+              <w:spacing w:line="360" w:lineRule="auto" w:before="0" w:after="0"/>
               <w:jc w:val="center"/>
             </w:pPr>
             <w:r>
               <w:rPr>
                 <w:rFonts w:ascii="Times New Roman" w:hAnsi="Times New Roman"/>
                 <w:b w:val="0"/>
-                <w:sz w:val="21"/>
-                <w:ea w:eastAsia="宋体"/>
+                <w:sz w:val="24"/>
+                <w:ea w:eastAsia="楷体"/>
               </w:rPr>
               <w:t>2027年3月29日——4月4日</w:t>
             </w:r>
@@ -1350,25 +1492,25 @@
         <w:tc>
           <w:tcPr>
             <w:tcW w:type="dxa" w:w="1417"/>
+            <w:vAlign w:val="center"/>
             <w:tcBorders>
-              <w:top w:val="nil"/>
-              <w:bottom w:val="nil"/>
-              <w:left w:val="nil"/>
-              <w:right w:val="nil"/>
+              <w:top w:val="single" w:sz="4" w:space="0" w:color="000000"/>
+              <w:bottom w:val="single" w:sz="4" w:space="0" w:color="000000"/>
+              <w:left w:val="single" w:sz="4" w:space="0" w:color="000000"/>
+              <w:right w:val="single" w:sz="4" w:space="0" w:color="000000"/>
             </w:tcBorders>
-            <w:vAlign w:val="center"/>
           </w:tcPr>
           <w:p>
             <w:pPr>
-              <w:spacing w:line="240" w:lineRule="auto" w:before="0" w:after="0"/>
+              <w:spacing w:line="360" w:lineRule="auto" w:before="0" w:after="0"/>
               <w:jc w:val="center"/>
             </w:pPr>
             <w:r>
               <w:rPr>
                 <w:rFonts w:ascii="Times New Roman" w:hAnsi="Times New Roman"/>
                 <w:b w:val="0"/>
-                <w:sz w:val="21"/>
-                <w:ea w:eastAsia="宋体"/>
+                <w:sz w:val="24"/>
+                <w:ea w:eastAsia="楷体"/>
               </w:rPr>
             </w:r>
           </w:p>
@@ -1378,25 +1520,25 @@
         <w:tc>
           <w:tcPr>
             <w:tcW w:type="dxa" w:w="680"/>
+            <w:vAlign w:val="center"/>
             <w:tcBorders>
-              <w:top w:val="nil"/>
-              <w:bottom w:val="nil"/>
-              <w:left w:val="nil"/>
-              <w:right w:val="nil"/>
+              <w:top w:val="single" w:sz="4" w:space="0" w:color="000000"/>
+              <w:bottom w:val="single" w:sz="4" w:space="0" w:color="000000"/>
+              <w:left w:val="single" w:sz="4" w:space="0" w:color="000000"/>
+              <w:right w:val="single" w:sz="4" w:space="0" w:color="000000"/>
             </w:tcBorders>
-            <w:vAlign w:val="center"/>
           </w:tcPr>
           <w:p>
             <w:pPr>
-              <w:spacing w:line="240" w:lineRule="auto" w:before="0" w:after="0"/>
+              <w:spacing w:line="360" w:lineRule="auto" w:before="0" w:after="0"/>
               <w:jc w:val="center"/>
             </w:pPr>
             <w:r>
               <w:rPr>
                 <w:rFonts w:ascii="Times New Roman" w:hAnsi="Times New Roman"/>
                 <w:b w:val="0"/>
-                <w:sz w:val="21"/>
-                <w:ea w:eastAsia="宋体"/>
+                <w:sz w:val="24"/>
+                <w:ea w:eastAsia="楷体"/>
               </w:rPr>
               <w:t>9</w:t>
             </w:r>
@@ -1405,25 +1547,25 @@
         <w:tc>
           <w:tcPr>
             <w:tcW w:type="dxa" w:w="2835"/>
+            <w:vAlign w:val="center"/>
             <w:tcBorders>
-              <w:top w:val="nil"/>
-              <w:bottom w:val="nil"/>
-              <w:left w:val="nil"/>
-              <w:right w:val="nil"/>
+              <w:top w:val="single" w:sz="4" w:space="0" w:color="000000"/>
+              <w:bottom w:val="single" w:sz="4" w:space="0" w:color="000000"/>
+              <w:left w:val="single" w:sz="4" w:space="0" w:color="000000"/>
+              <w:right w:val="single" w:sz="4" w:space="0" w:color="000000"/>
             </w:tcBorders>
-            <w:vAlign w:val="center"/>
           </w:tcPr>
           <w:p>
             <w:pPr>
-              <w:spacing w:line="240" w:lineRule="auto" w:before="0" w:after="0"/>
+              <w:spacing w:line="360" w:lineRule="auto" w:before="0" w:after="0"/>
               <w:jc w:val="center"/>
             </w:pPr>
             <w:r>
               <w:rPr>
                 <w:rFonts w:ascii="Times New Roman" w:hAnsi="Times New Roman"/>
                 <w:b w:val="0"/>
-                <w:sz w:val="21"/>
-                <w:ea w:eastAsia="宋体"/>
+                <w:sz w:val="24"/>
+                <w:ea w:eastAsia="楷体"/>
               </w:rPr>
               <w:t>毕业论文（设计）评阅</w:t>
             </w:r>
@@ -1432,25 +1574,25 @@
         <w:tc>
           <w:tcPr>
             <w:tcW w:type="dxa" w:w="2268"/>
+            <w:vAlign w:val="center"/>
             <w:tcBorders>
-              <w:top w:val="nil"/>
-              <w:bottom w:val="nil"/>
-              <w:left w:val="nil"/>
-              <w:right w:val="nil"/>
+              <w:top w:val="single" w:sz="4" w:space="0" w:color="000000"/>
+              <w:bottom w:val="single" w:sz="4" w:space="0" w:color="000000"/>
+              <w:left w:val="single" w:sz="4" w:space="0" w:color="000000"/>
+              <w:right w:val="single" w:sz="4" w:space="0" w:color="000000"/>
             </w:tcBorders>
-            <w:vAlign w:val="center"/>
           </w:tcPr>
           <w:p>
             <w:pPr>
-              <w:spacing w:line="240" w:lineRule="auto" w:before="0" w:after="0"/>
+              <w:spacing w:line="360" w:lineRule="auto" w:before="0" w:after="0"/>
               <w:jc w:val="center"/>
             </w:pPr>
             <w:r>
               <w:rPr>
                 <w:rFonts w:ascii="Times New Roman" w:hAnsi="Times New Roman"/>
                 <w:b w:val="0"/>
-                <w:sz w:val="21"/>
-                <w:ea w:eastAsia="宋体"/>
+                <w:sz w:val="24"/>
+                <w:ea w:eastAsia="楷体"/>
               </w:rPr>
               <w:t>2027年4月5日——4月11日</w:t>
             </w:r>
@@ -1459,25 +1601,25 @@
         <w:tc>
           <w:tcPr>
             <w:tcW w:type="dxa" w:w="1417"/>
+            <w:vAlign w:val="center"/>
             <w:tcBorders>
-              <w:top w:val="nil"/>
-              <w:bottom w:val="nil"/>
-              <w:left w:val="nil"/>
-              <w:right w:val="nil"/>
+              <w:top w:val="single" w:sz="4" w:space="0" w:color="000000"/>
+              <w:bottom w:val="single" w:sz="4" w:space="0" w:color="000000"/>
+              <w:left w:val="single" w:sz="4" w:space="0" w:color="000000"/>
+              <w:right w:val="single" w:sz="4" w:space="0" w:color="000000"/>
             </w:tcBorders>
-            <w:vAlign w:val="center"/>
           </w:tcPr>
           <w:p>
             <w:pPr>
-              <w:spacing w:line="240" w:lineRule="auto" w:before="0" w:after="0"/>
+              <w:spacing w:line="360" w:lineRule="auto" w:before="0" w:after="0"/>
               <w:jc w:val="center"/>
             </w:pPr>
             <w:r>
               <w:rPr>
                 <w:rFonts w:ascii="Times New Roman" w:hAnsi="Times New Roman"/>
                 <w:b w:val="0"/>
-                <w:sz w:val="21"/>
-                <w:ea w:eastAsia="宋体"/>
+                <w:sz w:val="24"/>
+                <w:ea w:eastAsia="楷体"/>
               </w:rPr>
             </w:r>
           </w:p>
@@ -1487,25 +1629,25 @@
         <w:tc>
           <w:tcPr>
             <w:tcW w:type="dxa" w:w="680"/>
+            <w:vAlign w:val="center"/>
             <w:tcBorders>
-              <w:top w:val="nil"/>
-              <w:bottom w:val="nil"/>
-              <w:left w:val="nil"/>
-              <w:right w:val="nil"/>
+              <w:top w:val="single" w:sz="4" w:space="0" w:color="000000"/>
+              <w:bottom w:val="single" w:sz="4" w:space="0" w:color="000000"/>
+              <w:left w:val="single" w:sz="4" w:space="0" w:color="000000"/>
+              <w:right w:val="single" w:sz="4" w:space="0" w:color="000000"/>
             </w:tcBorders>
-            <w:vAlign w:val="center"/>
           </w:tcPr>
           <w:p>
             <w:pPr>
-              <w:spacing w:line="240" w:lineRule="auto" w:before="0" w:after="0"/>
+              <w:spacing w:line="360" w:lineRule="auto" w:before="0" w:after="0"/>
               <w:jc w:val="center"/>
             </w:pPr>
             <w:r>
               <w:rPr>
                 <w:rFonts w:ascii="Times New Roman" w:hAnsi="Times New Roman"/>
                 <w:b w:val="0"/>
-                <w:sz w:val="21"/>
-                <w:ea w:eastAsia="宋体"/>
+                <w:sz w:val="24"/>
+                <w:ea w:eastAsia="楷体"/>
               </w:rPr>
               <w:t>10</w:t>
             </w:r>
@@ -1514,25 +1656,25 @@
         <w:tc>
           <w:tcPr>
             <w:tcW w:type="dxa" w:w="2835"/>
+            <w:vAlign w:val="center"/>
             <w:tcBorders>
-              <w:top w:val="nil"/>
-              <w:bottom w:val="nil"/>
-              <w:left w:val="nil"/>
-              <w:right w:val="nil"/>
+              <w:top w:val="single" w:sz="4" w:space="0" w:color="000000"/>
+              <w:bottom w:val="single" w:sz="4" w:space="0" w:color="000000"/>
+              <w:left w:val="single" w:sz="4" w:space="0" w:color="000000"/>
+              <w:right w:val="single" w:sz="4" w:space="0" w:color="000000"/>
             </w:tcBorders>
-            <w:vAlign w:val="center"/>
           </w:tcPr>
           <w:p>
             <w:pPr>
-              <w:spacing w:line="240" w:lineRule="auto" w:before="0" w:after="0"/>
+              <w:spacing w:line="360" w:lineRule="auto" w:before="0" w:after="0"/>
               <w:jc w:val="center"/>
             </w:pPr>
             <w:r>
               <w:rPr>
                 <w:rFonts w:ascii="Times New Roman" w:hAnsi="Times New Roman"/>
                 <w:b w:val="0"/>
-                <w:sz w:val="21"/>
-                <w:ea w:eastAsia="宋体"/>
+                <w:sz w:val="24"/>
+                <w:ea w:eastAsia="楷体"/>
               </w:rPr>
               <w:t>答辩资格审查</w:t>
             </w:r>
@@ -1541,25 +1683,25 @@
         <w:tc>
           <w:tcPr>
             <w:tcW w:type="dxa" w:w="2268"/>
+            <w:vAlign w:val="center"/>
             <w:tcBorders>
-              <w:top w:val="nil"/>
-              <w:bottom w:val="nil"/>
-              <w:left w:val="nil"/>
-              <w:right w:val="nil"/>
+              <w:top w:val="single" w:sz="4" w:space="0" w:color="000000"/>
+              <w:bottom w:val="single" w:sz="4" w:space="0" w:color="000000"/>
+              <w:left w:val="single" w:sz="4" w:space="0" w:color="000000"/>
+              <w:right w:val="single" w:sz="4" w:space="0" w:color="000000"/>
             </w:tcBorders>
-            <w:vAlign w:val="center"/>
           </w:tcPr>
           <w:p>
             <w:pPr>
-              <w:spacing w:line="240" w:lineRule="auto" w:before="0" w:after="0"/>
+              <w:spacing w:line="360" w:lineRule="auto" w:before="0" w:after="0"/>
               <w:jc w:val="center"/>
             </w:pPr>
             <w:r>
               <w:rPr>
                 <w:rFonts w:ascii="Times New Roman" w:hAnsi="Times New Roman"/>
                 <w:b w:val="0"/>
-                <w:sz w:val="21"/>
-                <w:ea w:eastAsia="宋体"/>
+                <w:sz w:val="24"/>
+                <w:ea w:eastAsia="楷体"/>
               </w:rPr>
               <w:t>2027年4月12日——4月16日</w:t>
             </w:r>
@@ -1568,25 +1710,25 @@
         <w:tc>
           <w:tcPr>
             <w:tcW w:type="dxa" w:w="1417"/>
+            <w:vAlign w:val="center"/>
             <w:tcBorders>
-              <w:top w:val="nil"/>
-              <w:bottom w:val="nil"/>
-              <w:left w:val="nil"/>
-              <w:right w:val="nil"/>
+              <w:top w:val="single" w:sz="4" w:space="0" w:color="000000"/>
+              <w:bottom w:val="single" w:sz="4" w:space="0" w:color="000000"/>
+              <w:left w:val="single" w:sz="4" w:space="0" w:color="000000"/>
+              <w:right w:val="single" w:sz="4" w:space="0" w:color="000000"/>
             </w:tcBorders>
-            <w:vAlign w:val="center"/>
           </w:tcPr>
           <w:p>
             <w:pPr>
-              <w:spacing w:line="240" w:lineRule="auto" w:before="0" w:after="0"/>
+              <w:spacing w:line="360" w:lineRule="auto" w:before="0" w:after="0"/>
               <w:jc w:val="center"/>
             </w:pPr>
             <w:r>
               <w:rPr>
                 <w:rFonts w:ascii="Times New Roman" w:hAnsi="Times New Roman"/>
                 <w:b w:val="0"/>
-                <w:sz w:val="21"/>
-                <w:ea w:eastAsia="宋体"/>
+                <w:sz w:val="24"/>
+                <w:ea w:eastAsia="楷体"/>
               </w:rPr>
             </w:r>
           </w:p>
@@ -1596,25 +1738,25 @@
         <w:tc>
           <w:tcPr>
             <w:tcW w:type="dxa" w:w="680"/>
+            <w:vAlign w:val="center"/>
             <w:tcBorders>
-              <w:top w:val="nil"/>
-              <w:bottom w:val="nil"/>
-              <w:left w:val="nil"/>
-              <w:right w:val="nil"/>
+              <w:top w:val="single" w:sz="4" w:space="0" w:color="000000"/>
+              <w:bottom w:val="single" w:sz="4" w:space="0" w:color="000000"/>
+              <w:left w:val="single" w:sz="4" w:space="0" w:color="000000"/>
+              <w:right w:val="single" w:sz="4" w:space="0" w:color="000000"/>
             </w:tcBorders>
-            <w:vAlign w:val="center"/>
           </w:tcPr>
           <w:p>
             <w:pPr>
-              <w:spacing w:line="240" w:lineRule="auto" w:before="0" w:after="0"/>
+              <w:spacing w:line="360" w:lineRule="auto" w:before="0" w:after="0"/>
               <w:jc w:val="center"/>
             </w:pPr>
             <w:r>
               <w:rPr>
                 <w:rFonts w:ascii="Times New Roman" w:hAnsi="Times New Roman"/>
                 <w:b w:val="0"/>
-                <w:sz w:val="21"/>
-                <w:ea w:eastAsia="宋体"/>
+                <w:sz w:val="24"/>
+                <w:ea w:eastAsia="楷体"/>
               </w:rPr>
               <w:t>11</w:t>
             </w:r>
@@ -1623,25 +1765,25 @@
         <w:tc>
           <w:tcPr>
             <w:tcW w:type="dxa" w:w="2835"/>
+            <w:vAlign w:val="center"/>
             <w:tcBorders>
-              <w:top w:val="nil"/>
-              <w:bottom w:val="nil"/>
-              <w:left w:val="nil"/>
-              <w:right w:val="nil"/>
+              <w:top w:val="single" w:sz="4" w:space="0" w:color="000000"/>
+              <w:bottom w:val="single" w:sz="4" w:space="0" w:color="000000"/>
+              <w:left w:val="single" w:sz="4" w:space="0" w:color="000000"/>
+              <w:right w:val="single" w:sz="4" w:space="0" w:color="000000"/>
             </w:tcBorders>
-            <w:vAlign w:val="center"/>
           </w:tcPr>
           <w:p>
             <w:pPr>
-              <w:spacing w:line="240" w:lineRule="auto" w:before="0" w:after="0"/>
+              <w:spacing w:line="360" w:lineRule="auto" w:before="0" w:after="0"/>
               <w:jc w:val="center"/>
             </w:pPr>
             <w:r>
               <w:rPr>
                 <w:rFonts w:ascii="Times New Roman" w:hAnsi="Times New Roman"/>
                 <w:b w:val="0"/>
-                <w:sz w:val="21"/>
-                <w:ea w:eastAsia="宋体"/>
+                <w:sz w:val="24"/>
+                <w:ea w:eastAsia="楷体"/>
               </w:rPr>
               <w:t>毕业论文（设计）答辩</w:t>
             </w:r>
@@ -1650,25 +1792,25 @@
         <w:tc>
           <w:tcPr>
             <w:tcW w:type="dxa" w:w="2268"/>
+            <w:vAlign w:val="center"/>
             <w:tcBorders>
-              <w:top w:val="nil"/>
-              <w:bottom w:val="nil"/>
-              <w:left w:val="nil"/>
-              <w:right w:val="nil"/>
+              <w:top w:val="single" w:sz="4" w:space="0" w:color="000000"/>
+              <w:bottom w:val="single" w:sz="4" w:space="0" w:color="000000"/>
+              <w:left w:val="single" w:sz="4" w:space="0" w:color="000000"/>
+              <w:right w:val="single" w:sz="4" w:space="0" w:color="000000"/>
             </w:tcBorders>
-            <w:vAlign w:val="center"/>
           </w:tcPr>
           <w:p>
             <w:pPr>
-              <w:spacing w:line="240" w:lineRule="auto" w:before="0" w:after="0"/>
+              <w:spacing w:line="360" w:lineRule="auto" w:before="0" w:after="0"/>
               <w:jc w:val="center"/>
             </w:pPr>
             <w:r>
               <w:rPr>
                 <w:rFonts w:ascii="Times New Roman" w:hAnsi="Times New Roman"/>
                 <w:b w:val="0"/>
-                <w:sz w:val="21"/>
-                <w:ea w:eastAsia="宋体"/>
+                <w:sz w:val="24"/>
+                <w:ea w:eastAsia="楷体"/>
               </w:rPr>
               <w:t>2027年4月17日——4月27日</w:t>
             </w:r>
@@ -1677,25 +1819,25 @@
         <w:tc>
           <w:tcPr>
             <w:tcW w:type="dxa" w:w="1417"/>
+            <w:vAlign w:val="center"/>
             <w:tcBorders>
-              <w:top w:val="nil"/>
-              <w:bottom w:val="nil"/>
-              <w:left w:val="nil"/>
-              <w:right w:val="nil"/>
+              <w:top w:val="single" w:sz="4" w:space="0" w:color="000000"/>
+              <w:bottom w:val="single" w:sz="4" w:space="0" w:color="000000"/>
+              <w:left w:val="single" w:sz="4" w:space="0" w:color="000000"/>
+              <w:right w:val="single" w:sz="4" w:space="0" w:color="000000"/>
             </w:tcBorders>
-            <w:vAlign w:val="center"/>
           </w:tcPr>
           <w:p>
             <w:pPr>
-              <w:spacing w:line="240" w:lineRule="auto" w:before="0" w:after="0"/>
+              <w:spacing w:line="360" w:lineRule="auto" w:before="0" w:after="0"/>
               <w:jc w:val="center"/>
             </w:pPr>
             <w:r>
               <w:rPr>
                 <w:rFonts w:ascii="Times New Roman" w:hAnsi="Times New Roman"/>
                 <w:b w:val="0"/>
-                <w:sz w:val="21"/>
-                <w:ea w:eastAsia="宋体"/>
+                <w:sz w:val="24"/>
+                <w:ea w:eastAsia="楷体"/>
               </w:rPr>
             </w:r>
           </w:p>
@@ -1705,25 +1847,25 @@
         <w:tc>
           <w:tcPr>
             <w:tcW w:type="dxa" w:w="680"/>
+            <w:vAlign w:val="center"/>
             <w:tcBorders>
-              <w:top w:val="nil"/>
-              <w:bottom w:val="nil"/>
-              <w:left w:val="nil"/>
-              <w:right w:val="nil"/>
+              <w:top w:val="single" w:sz="4" w:space="0" w:color="000000"/>
+              <w:bottom w:val="single" w:sz="4" w:space="0" w:color="000000"/>
+              <w:left w:val="single" w:sz="4" w:space="0" w:color="000000"/>
+              <w:right w:val="single" w:sz="4" w:space="0" w:color="000000"/>
             </w:tcBorders>
-            <w:vAlign w:val="center"/>
           </w:tcPr>
           <w:p>
             <w:pPr>
-              <w:spacing w:line="240" w:lineRule="auto" w:before="0" w:after="0"/>
+              <w:spacing w:line="360" w:lineRule="auto" w:before="0" w:after="0"/>
               <w:jc w:val="center"/>
             </w:pPr>
             <w:r>
               <w:rPr>
                 <w:rFonts w:ascii="Times New Roman" w:hAnsi="Times New Roman"/>
                 <w:b w:val="0"/>
-                <w:sz w:val="21"/>
-                <w:ea w:eastAsia="宋体"/>
+                <w:sz w:val="24"/>
+                <w:ea w:eastAsia="楷体"/>
               </w:rPr>
               <w:t>12</w:t>
             </w:r>
@@ -1732,25 +1874,25 @@
         <w:tc>
           <w:tcPr>
             <w:tcW w:type="dxa" w:w="2835"/>
+            <w:vAlign w:val="center"/>
             <w:tcBorders>
-              <w:top w:val="nil"/>
-              <w:bottom w:val="nil"/>
-              <w:left w:val="nil"/>
-              <w:right w:val="nil"/>
+              <w:top w:val="single" w:sz="4" w:space="0" w:color="000000"/>
+              <w:bottom w:val="single" w:sz="4" w:space="0" w:color="000000"/>
+              <w:left w:val="single" w:sz="4" w:space="0" w:color="000000"/>
+              <w:right w:val="single" w:sz="4" w:space="0" w:color="000000"/>
             </w:tcBorders>
-            <w:vAlign w:val="center"/>
           </w:tcPr>
           <w:p>
             <w:pPr>
-              <w:spacing w:line="240" w:lineRule="auto" w:before="0" w:after="0"/>
+              <w:spacing w:line="360" w:lineRule="auto" w:before="0" w:after="0"/>
               <w:jc w:val="center"/>
             </w:pPr>
             <w:r>
               <w:rPr>
                 <w:rFonts w:ascii="Times New Roman" w:hAnsi="Times New Roman"/>
                 <w:b w:val="0"/>
-                <w:sz w:val="21"/>
-                <w:ea w:eastAsia="宋体"/>
+                <w:sz w:val="24"/>
+                <w:ea w:eastAsia="楷体"/>
               </w:rPr>
               <w:t>毕业论文（设计）成绩录入</w:t>
             </w:r>
@@ -1759,25 +1901,25 @@
         <w:tc>
           <w:tcPr>
             <w:tcW w:type="dxa" w:w="2268"/>
+            <w:vAlign w:val="center"/>
             <w:tcBorders>
-              <w:top w:val="nil"/>
-              <w:bottom w:val="nil"/>
-              <w:left w:val="nil"/>
-              <w:right w:val="nil"/>
+              <w:top w:val="single" w:sz="4" w:space="0" w:color="000000"/>
+              <w:bottom w:val="single" w:sz="4" w:space="0" w:color="000000"/>
+              <w:left w:val="single" w:sz="4" w:space="0" w:color="000000"/>
+              <w:right w:val="single" w:sz="4" w:space="0" w:color="000000"/>
             </w:tcBorders>
-            <w:vAlign w:val="center"/>
           </w:tcPr>
           <w:p>
             <w:pPr>
-              <w:spacing w:line="240" w:lineRule="auto" w:before="0" w:after="0"/>
+              <w:spacing w:line="360" w:lineRule="auto" w:before="0" w:after="0"/>
               <w:jc w:val="center"/>
             </w:pPr>
             <w:r>
               <w:rPr>
                 <w:rFonts w:ascii="Times New Roman" w:hAnsi="Times New Roman"/>
                 <w:b w:val="0"/>
-                <w:sz w:val="21"/>
-                <w:ea w:eastAsia="宋体"/>
+                <w:sz w:val="24"/>
+                <w:ea w:eastAsia="楷体"/>
               </w:rPr>
               <w:t>2027年5月6日——5月8日</w:t>
             </w:r>
@@ -1786,25 +1928,25 @@
         <w:tc>
           <w:tcPr>
             <w:tcW w:type="dxa" w:w="1417"/>
+            <w:vAlign w:val="center"/>
             <w:tcBorders>
-              <w:top w:val="nil"/>
-              <w:bottom w:val="nil"/>
-              <w:left w:val="nil"/>
-              <w:right w:val="nil"/>
+              <w:top w:val="single" w:sz="4" w:space="0" w:color="000000"/>
+              <w:bottom w:val="single" w:sz="4" w:space="0" w:color="000000"/>
+              <w:left w:val="single" w:sz="4" w:space="0" w:color="000000"/>
+              <w:right w:val="single" w:sz="4" w:space="0" w:color="000000"/>
             </w:tcBorders>
-            <w:vAlign w:val="center"/>
           </w:tcPr>
           <w:p>
             <w:pPr>
-              <w:spacing w:line="240" w:lineRule="auto" w:before="0" w:after="0"/>
+              <w:spacing w:line="360" w:lineRule="auto" w:before="0" w:after="0"/>
               <w:jc w:val="center"/>
             </w:pPr>
             <w:r>
               <w:rPr>
                 <w:rFonts w:ascii="Times New Roman" w:hAnsi="Times New Roman"/>
                 <w:b w:val="0"/>
-                <w:sz w:val="21"/>
-                <w:ea w:eastAsia="宋体"/>
+                <w:sz w:val="24"/>
+                <w:ea w:eastAsia="楷体"/>
               </w:rPr>
             </w:r>
           </w:p>
@@ -1814,25 +1956,25 @@
         <w:tc>
           <w:tcPr>
             <w:tcW w:type="dxa" w:w="680"/>
+            <w:vAlign w:val="center"/>
             <w:tcBorders>
-              <w:top w:val="nil"/>
-              <w:bottom w:val="single" w:sz="24" w:space="0" w:color="000000"/>
-              <w:left w:val="nil"/>
-              <w:right w:val="nil"/>
+              <w:top w:val="single" w:sz="4" w:space="0" w:color="000000"/>
+              <w:bottom w:val="single" w:sz="4" w:space="0" w:color="000000"/>
+              <w:left w:val="single" w:sz="4" w:space="0" w:color="000000"/>
+              <w:right w:val="single" w:sz="4" w:space="0" w:color="000000"/>
             </w:tcBorders>
-            <w:vAlign w:val="center"/>
           </w:tcPr>
           <w:p>
             <w:pPr>
-              <w:spacing w:line="240" w:lineRule="auto" w:before="0" w:after="0"/>
+              <w:spacing w:line="360" w:lineRule="auto" w:before="0" w:after="0"/>
               <w:jc w:val="center"/>
             </w:pPr>
             <w:r>
               <w:rPr>
                 <w:rFonts w:ascii="Times New Roman" w:hAnsi="Times New Roman"/>
                 <w:b w:val="0"/>
-                <w:sz w:val="21"/>
-                <w:ea w:eastAsia="宋体"/>
+                <w:sz w:val="24"/>
+                <w:ea w:eastAsia="楷体"/>
               </w:rPr>
               <w:t>13</w:t>
             </w:r>
@@ -1841,25 +1983,25 @@
         <w:tc>
           <w:tcPr>
             <w:tcW w:type="dxa" w:w="2835"/>
+            <w:vAlign w:val="center"/>
             <w:tcBorders>
-              <w:top w:val="nil"/>
-              <w:bottom w:val="single" w:sz="24" w:space="0" w:color="000000"/>
-              <w:left w:val="nil"/>
-              <w:right w:val="nil"/>
+              <w:top w:val="single" w:sz="4" w:space="0" w:color="000000"/>
+              <w:bottom w:val="single" w:sz="4" w:space="0" w:color="000000"/>
+              <w:left w:val="single" w:sz="4" w:space="0" w:color="000000"/>
+              <w:right w:val="single" w:sz="4" w:space="0" w:color="000000"/>
             </w:tcBorders>
-            <w:vAlign w:val="center"/>
           </w:tcPr>
           <w:p>
             <w:pPr>
-              <w:spacing w:line="240" w:lineRule="auto" w:before="0" w:after="0"/>
+              <w:spacing w:line="360" w:lineRule="auto" w:before="0" w:after="0"/>
               <w:jc w:val="center"/>
             </w:pPr>
             <w:r>
               <w:rPr>
                 <w:rFonts w:ascii="Times New Roman" w:hAnsi="Times New Roman"/>
                 <w:b w:val="0"/>
-                <w:sz w:val="21"/>
-                <w:ea w:eastAsia="宋体"/>
+                <w:sz w:val="24"/>
+                <w:ea w:eastAsia="楷体"/>
               </w:rPr>
               <w:t>其它</w:t>
             </w:r>
@@ -1868,25 +2010,25 @@
         <w:tc>
           <w:tcPr>
             <w:tcW w:type="dxa" w:w="2268"/>
+            <w:vAlign w:val="center"/>
             <w:tcBorders>
-              <w:top w:val="nil"/>
-              <w:bottom w:val="single" w:sz="24" w:space="0" w:color="000000"/>
-              <w:left w:val="nil"/>
-              <w:right w:val="nil"/>
+              <w:top w:val="single" w:sz="4" w:space="0" w:color="000000"/>
+              <w:bottom w:val="single" w:sz="4" w:space="0" w:color="000000"/>
+              <w:left w:val="single" w:sz="4" w:space="0" w:color="000000"/>
+              <w:right w:val="single" w:sz="4" w:space="0" w:color="000000"/>
             </w:tcBorders>
-            <w:vAlign w:val="center"/>
           </w:tcPr>
           <w:p>
             <w:pPr>
-              <w:spacing w:line="240" w:lineRule="auto" w:before="0" w:after="0"/>
+              <w:spacing w:line="360" w:lineRule="auto" w:before="0" w:after="0"/>
               <w:jc w:val="center"/>
             </w:pPr>
             <w:r>
               <w:rPr>
                 <w:rFonts w:ascii="Times New Roman" w:hAnsi="Times New Roman"/>
                 <w:b w:val="0"/>
-                <w:sz w:val="21"/>
-                <w:ea w:eastAsia="宋体"/>
+                <w:sz w:val="24"/>
+                <w:ea w:eastAsia="楷体"/>
               </w:rPr>
             </w:r>
           </w:p>
@@ -1894,25 +2036,25 @@
         <w:tc>
           <w:tcPr>
             <w:tcW w:type="dxa" w:w="1417"/>
+            <w:vAlign w:val="center"/>
             <w:tcBorders>
-              <w:top w:val="nil"/>
-              <w:bottom w:val="single" w:sz="24" w:space="0" w:color="000000"/>
-              <w:left w:val="nil"/>
-              <w:right w:val="nil"/>
+              <w:top w:val="single" w:sz="4" w:space="0" w:color="000000"/>
+              <w:bottom w:val="single" w:sz="4" w:space="0" w:color="000000"/>
+              <w:left w:val="single" w:sz="4" w:space="0" w:color="000000"/>
+              <w:right w:val="single" w:sz="4" w:space="0" w:color="000000"/>
             </w:tcBorders>
-            <w:vAlign w:val="center"/>
           </w:tcPr>
           <w:p>
             <w:pPr>
-              <w:spacing w:line="240" w:lineRule="auto" w:before="0" w:after="0"/>
+              <w:spacing w:line="360" w:lineRule="auto" w:before="0" w:after="0"/>
               <w:jc w:val="center"/>
             </w:pPr>
             <w:r>
               <w:rPr>
                 <w:rFonts w:ascii="Times New Roman" w:hAnsi="Times New Roman"/>
                 <w:b w:val="0"/>
-                <w:sz w:val="21"/>
-                <w:ea w:eastAsia="宋体"/>
+                <w:sz w:val="24"/>
+                <w:ea w:eastAsia="楷体"/>
               </w:rPr>
             </w:r>
           </w:p>
@@ -1922,8 +2064,16 @@
     <w:p>
       <w:pPr>
         <w:pStyle w:val="Heading1"/>
+        <w:spacing w:line="360" w:lineRule="auto" w:before="240" w:after="240"/>
+        <w:jc w:val="center"/>
       </w:pPr>
       <w:r>
+        <w:rPr>
+          <w:rFonts w:ascii="Arial" w:hAnsi="Arial"/>
+          <w:b/>
+          <w:sz w:val="24"/>
+          <w:ea w:eastAsia="仿宋"/>
+        </w:rPr>
         <w:t xml:space="preserve">七、主要参考文献</w:t>
       </w:r>
     </w:p>
@@ -1931,12 +2081,14 @@
       <w:pPr>
         <w:spacing w:line="360" w:lineRule="auto"/>
         <w:ind w:firstLine="0" w:left="420"/>
-        <w:jc w:val="both"/>
+        <w:jc w:val="left"/>
       </w:pPr>
       <w:r>
         <w:rPr>
-          <w:rFonts w:ascii="宋体" w:hAnsi="宋体" w:eastAsia="宋体"/>
+          <w:rFonts w:ascii="Times New Roman" w:hAnsi="Times New Roman" w:eastAsia="宋体"/>
+          <w:b w:val="0"/>
           <w:sz w:val="21"/>
+          <w:ea w:eastAsia="宋体"/>
         </w:rPr>
         <w:t>[1] Resnick P, Varian H R. Recommender systems[J]. Communications of the ACM, 1997, 40(3): 56-58.</w:t>
       </w:r>
@@ -1945,12 +2097,14 @@
       <w:pPr>
         <w:spacing w:line="360" w:lineRule="auto"/>
         <w:ind w:firstLine="0" w:left="420"/>
-        <w:jc w:val="both"/>
+        <w:jc w:val="left"/>
       </w:pPr>
       <w:r>
         <w:rPr>
-          <w:rFonts w:ascii="宋体" w:hAnsi="宋体" w:eastAsia="宋体"/>
+          <w:rFonts w:ascii="Times New Roman" w:hAnsi="Times New Roman" w:eastAsia="宋体"/>
+          <w:b w:val="0"/>
           <w:sz w:val="21"/>
+          <w:ea w:eastAsia="宋体"/>
         </w:rPr>
         <w:t>[2] Adomavicius G, Tuzhilin A. Toward the next generation of recommender systems: A survey of the state-of-the-art and possible extensions[J]. IEEE Transactions on Knowledge and Data Engineering, 2005, 17(6): 734-749.</w:t>
       </w:r>
@@ -1959,12 +2113,14 @@
       <w:pPr>
         <w:spacing w:line="360" w:lineRule="auto"/>
         <w:ind w:firstLine="0" w:left="420"/>
-        <w:jc w:val="both"/>
+        <w:jc w:val="left"/>
       </w:pPr>
       <w:r>
         <w:rPr>
-          <w:rFonts w:ascii="宋体" w:hAnsi="宋体" w:eastAsia="宋体"/>
+          <w:rFonts w:ascii="Times New Roman" w:hAnsi="Times New Roman" w:eastAsia="宋体"/>
+          <w:b w:val="0"/>
           <w:sz w:val="21"/>
+          <w:ea w:eastAsia="宋体"/>
         </w:rPr>
         <w:t>[3] Linden G, Smith B, York J. Amazon.com recommendations: Item-to-item collaborative filtering[J]. IEEE Internet Computing, 2003, 7(1): 76-80.</w:t>
       </w:r>
@@ -1973,12 +2129,14 @@
       <w:pPr>
         <w:spacing w:line="360" w:lineRule="auto"/>
         <w:ind w:firstLine="0" w:left="420"/>
-        <w:jc w:val="both"/>
+        <w:jc w:val="left"/>
       </w:pPr>
       <w:r>
         <w:rPr>
-          <w:rFonts w:ascii="宋体" w:hAnsi="宋体" w:eastAsia="宋体"/>
+          <w:rFonts w:ascii="Times New Roman" w:hAnsi="Times New Roman" w:eastAsia="宋体"/>
+          <w:b w:val="0"/>
           <w:sz w:val="21"/>
+          <w:ea w:eastAsia="宋体"/>
         </w:rPr>
         <w:t>[4] Pazzani M J, Billsus D. Content-based recommendation systems[M]. The Adaptive Web. Springer, 2007: 325-341.</w:t>
       </w:r>
@@ -1987,12 +2145,14 @@
       <w:pPr>
         <w:spacing w:line="360" w:lineRule="auto"/>
         <w:ind w:firstLine="0" w:left="420"/>
-        <w:jc w:val="both"/>
+        <w:jc w:val="left"/>
       </w:pPr>
       <w:r>
         <w:rPr>
-          <w:rFonts w:ascii="宋体" w:hAnsi="宋体" w:eastAsia="宋体"/>
+          <w:rFonts w:ascii="Times New Roman" w:hAnsi="Times New Roman" w:eastAsia="宋体"/>
+          <w:b w:val="0"/>
           <w:sz w:val="21"/>
+          <w:ea w:eastAsia="宋体"/>
         </w:rPr>
         <w:t>[5] Aggarwal C C. Recommender Systems: The Textbook[M]. Cham: Springer, 2016.</w:t>
       </w:r>
@@ -2001,12 +2161,14 @@
       <w:pPr>
         <w:spacing w:line="360" w:lineRule="auto"/>
         <w:ind w:firstLine="0" w:left="420"/>
-        <w:jc w:val="both"/>
+        <w:jc w:val="left"/>
       </w:pPr>
       <w:r>
         <w:rPr>
-          <w:rFonts w:ascii="宋体" w:hAnsi="宋体" w:eastAsia="宋体"/>
+          <w:rFonts w:ascii="Times New Roman" w:hAnsi="Times New Roman" w:eastAsia="宋体"/>
+          <w:b w:val="0"/>
           <w:sz w:val="21"/>
+          <w:ea w:eastAsia="宋体"/>
         </w:rPr>
         <w:t>[6] 项亮. 推荐系统实践[M]. 北京: 人民邮电出版社, 2012.</w:t>
       </w:r>
@@ -2015,12 +2177,14 @@
       <w:pPr>
         <w:spacing w:line="360" w:lineRule="auto"/>
         <w:ind w:firstLine="0" w:left="420"/>
-        <w:jc w:val="both"/>
+        <w:jc w:val="left"/>
       </w:pPr>
       <w:r>
         <w:rPr>
-          <w:rFonts w:ascii="宋体" w:hAnsi="宋体" w:eastAsia="宋体"/>
+          <w:rFonts w:ascii="Times New Roman" w:hAnsi="Times New Roman" w:eastAsia="宋体"/>
+          <w:b w:val="0"/>
           <w:sz w:val="21"/>
+          <w:ea w:eastAsia="宋体"/>
         </w:rPr>
         <w:t>[7] Ricci F, Rokach L, Shapira B. Recommender Systems Handbook[M]. 2nd ed. New York: Springer, 2015.</w:t>
       </w:r>
@@ -2029,12 +2193,14 @@
       <w:pPr>
         <w:spacing w:line="360" w:lineRule="auto"/>
         <w:ind w:firstLine="0" w:left="420"/>
-        <w:jc w:val="both"/>
+        <w:jc w:val="left"/>
       </w:pPr>
       <w:r>
         <w:rPr>
-          <w:rFonts w:ascii="宋体" w:hAnsi="宋体" w:eastAsia="宋体"/>
+          <w:rFonts w:ascii="Times New Roman" w:hAnsi="Times New Roman" w:eastAsia="宋体"/>
+          <w:b w:val="0"/>
           <w:sz w:val="21"/>
+          <w:ea w:eastAsia="宋体"/>
         </w:rPr>
         <w:t>[8] Hu Y, Koren Y, Volinsky C. Collaborative filtering for implicit feedback datasets[C]. Proceedings of the 8th IEEE International Conference on Data Mining, 2008: 263-272.</w:t>
       </w:r>
